--- a/ACDC charger/ProjectPlan_400A_Charger.docx
+++ b/ACDC charger/ProjectPlan_400A_Charger.docx
@@ -23,7 +23,6 @@
       <w:pPr>
         <w:jc w:val="center"/>
       </w:pPr>
-      <w:proofErr w:type="gramStart"/>
       <w:r>
         <w:rPr>
           <w:b/>
@@ -31,7 +30,6 @@
         </w:rPr>
         <w:t>Project plan</w:t>
       </w:r>
-      <w:proofErr w:type="gramEnd"/>
     </w:p>
     <w:p/>
     <w:tbl>
@@ -50,19 +48,9 @@
             <w:tcW w:w="2835" w:type="dxa"/>
           </w:tcPr>
           <w:p>
-            <w:proofErr w:type="gramStart"/>
             <w:r>
-              <w:t>VDL order</w:t>
+              <w:t>VDL order number</w:t>
             </w:r>
-            <w:proofErr w:type="gramEnd"/>
-            <w:r>
-              <w:t xml:space="preserve"> </w:t>
-            </w:r>
-            <w:proofErr w:type="spellStart"/>
-            <w:r>
-              <w:t>number</w:t>
-            </w:r>
-            <w:proofErr w:type="spellEnd"/>
           </w:p>
         </w:tc>
         <w:tc>
@@ -88,11 +76,9 @@
             <w:tcW w:w="5669" w:type="dxa"/>
           </w:tcPr>
           <w:p>
-            <w:proofErr w:type="spellStart"/>
             <w:r>
               <w:t>Internal</w:t>
             </w:r>
-            <w:proofErr w:type="spellEnd"/>
           </w:p>
         </w:tc>
       </w:tr>
@@ -184,11 +170,9 @@
             <w:tcW w:w="2835" w:type="dxa"/>
           </w:tcPr>
           <w:p>
-            <w:proofErr w:type="spellStart"/>
             <w:r>
               <w:t>Kickoff</w:t>
             </w:r>
-            <w:proofErr w:type="spellEnd"/>
           </w:p>
         </w:tc>
         <w:tc>
@@ -209,13 +193,8 @@
           </w:tcPr>
           <w:p>
             <w:r>
-              <w:t xml:space="preserve">Target </w:t>
+              <w:t>Target completion</w:t>
             </w:r>
-            <w:proofErr w:type="spellStart"/>
-            <w:r>
-              <w:t>completion</w:t>
-            </w:r>
-            <w:proofErr w:type="spellEnd"/>
           </w:p>
         </w:tc>
         <w:tc>
@@ -240,11 +219,10 @@
       <w:pPr>
         <w:pStyle w:val="Kop1"/>
       </w:pPr>
-      <w:proofErr w:type="spellStart"/>
-      <w:r>
+      <w:r>
+        <w:lastRenderedPageBreak/>
         <w:t>Introduction</w:t>
       </w:r>
-      <w:proofErr w:type="spellEnd"/>
     </w:p>
     <w:p>
       <w:pPr>
@@ -268,21 +246,7 @@
         <w:rPr>
           <w:lang w:val="en-US"/>
         </w:rPr>
-        <w:t xml:space="preserve">DC path for the e-PU10 main battery (600–800 VDC) via a single 400A </w:t>
-      </w:r>
-      <w:proofErr w:type="spellStart"/>
-      <w:r>
-        <w:rPr>
-          <w:lang w:val="en-US"/>
-        </w:rPr>
-        <w:t>Powerlock</w:t>
-      </w:r>
-      <w:proofErr w:type="spellEnd"/>
-      <w:r>
-        <w:rPr>
-          <w:lang w:val="en-US"/>
-        </w:rPr>
-        <w:t xml:space="preserve"> set, driven by client demand for higher charging power. The product </w:t>
+        <w:t xml:space="preserve">DC path for the e-PU10 main battery (600–800 VDC) via a single 400A Powerlock set, driven by client demand for higher charging power. The product </w:t>
       </w:r>
       <w:r>
         <w:rPr>
@@ -301,11 +265,9 @@
       <w:pPr>
         <w:pStyle w:val="Kop2"/>
       </w:pPr>
-      <w:proofErr w:type="spellStart"/>
       <w:r>
         <w:t>Abbreviations</w:t>
       </w:r>
-      <w:proofErr w:type="spellEnd"/>
     </w:p>
     <w:tbl>
       <w:tblPr>
@@ -323,19 +285,11 @@
             <w:tcW w:w="4513" w:type="dxa"/>
           </w:tcPr>
           <w:p>
-            <w:proofErr w:type="spellStart"/>
             <w:r>
               <w:rPr>
                 <w:b/>
               </w:rPr>
-              <w:t>Abbr</w:t>
-            </w:r>
-            <w:proofErr w:type="spellEnd"/>
-            <w:r>
-              <w:rPr>
-                <w:b/>
-              </w:rPr>
-              <w:t>.</w:t>
+              <w:t>Abbr.</w:t>
             </w:r>
           </w:p>
         </w:tc>
@@ -359,13 +313,8 @@
             <w:tcW w:w="4513" w:type="dxa"/>
           </w:tcPr>
           <w:p>
-            <w:proofErr w:type="gramStart"/>
             <w:r>
-              <w:t>AC /</w:t>
-            </w:r>
-            <w:proofErr w:type="gramEnd"/>
-            <w:r>
-              <w:t xml:space="preserve"> DC</w:t>
+              <w:t>AC / DC</w:t>
             </w:r>
           </w:p>
         </w:tc>
@@ -374,24 +323,9 @@
             <w:tcW w:w="4513" w:type="dxa"/>
           </w:tcPr>
           <w:p>
-            <w:proofErr w:type="spellStart"/>
-            <w:proofErr w:type="gramStart"/>
             <w:r>
-              <w:t>Alternating</w:t>
+              <w:t>Alternating / Direct Current</w:t>
             </w:r>
-            <w:proofErr w:type="spellEnd"/>
-            <w:r>
-              <w:t xml:space="preserve"> /</w:t>
-            </w:r>
-            <w:proofErr w:type="gramEnd"/>
-            <w:r>
-              <w:t xml:space="preserve"> Direct </w:t>
-            </w:r>
-            <w:proofErr w:type="spellStart"/>
-            <w:r>
-              <w:t>Current</w:t>
-            </w:r>
-            <w:proofErr w:type="spellEnd"/>
           </w:p>
         </w:tc>
       </w:tr>
@@ -411,13 +345,8 @@
             <w:tcW w:w="4513" w:type="dxa"/>
           </w:tcPr>
           <w:p>
-            <w:proofErr w:type="spellStart"/>
             <w:r>
-              <w:t>Battery</w:t>
-            </w:r>
-            <w:proofErr w:type="spellEnd"/>
-            <w:r>
-              <w:t xml:space="preserve"> Energy Storage System</w:t>
+              <w:t>Battery Energy Storage System</w:t>
             </w:r>
           </w:p>
         </w:tc>
@@ -438,19 +367,9 @@
             <w:tcW w:w="4513" w:type="dxa"/>
           </w:tcPr>
           <w:p>
-            <w:proofErr w:type="spellStart"/>
             <w:r>
-              <w:t>Conformité</w:t>
+              <w:t>Conformité Européenne</w:t>
             </w:r>
-            <w:proofErr w:type="spellEnd"/>
-            <w:r>
-              <w:t xml:space="preserve"> </w:t>
-            </w:r>
-            <w:proofErr w:type="spellStart"/>
-            <w:r>
-              <w:t>Européenne</w:t>
-            </w:r>
-            <w:proofErr w:type="spellEnd"/>
           </w:p>
         </w:tc>
       </w:tr>
@@ -470,13 +389,8 @@
             <w:tcW w:w="4513" w:type="dxa"/>
           </w:tcPr>
           <w:p>
-            <w:proofErr w:type="spellStart"/>
             <w:r>
-              <w:t>Electromagnetic</w:t>
-            </w:r>
-            <w:proofErr w:type="spellEnd"/>
-            <w:r>
-              <w:t xml:space="preserve"> Compatibility</w:t>
+              <w:t>Electromagnetic Compatibility</w:t>
             </w:r>
           </w:p>
         </w:tc>
@@ -497,13 +411,8 @@
             <w:tcW w:w="4513" w:type="dxa"/>
           </w:tcPr>
           <w:p>
-            <w:proofErr w:type="spellStart"/>
             <w:r>
-              <w:t>Protective</w:t>
-            </w:r>
-            <w:proofErr w:type="spellEnd"/>
-            <w:r>
-              <w:t xml:space="preserve"> Earth</w:t>
+              <w:t>Protective Earth</w:t>
             </w:r>
           </w:p>
         </w:tc>
@@ -525,13 +434,8 @@
           </w:tcPr>
           <w:p>
             <w:r>
-              <w:t xml:space="preserve">Power Factor </w:t>
+              <w:t>Power Factor Correction</w:t>
             </w:r>
-            <w:proofErr w:type="spellStart"/>
-            <w:r>
-              <w:t>Correction</w:t>
-            </w:r>
-            <w:proofErr w:type="spellEnd"/>
           </w:p>
         </w:tc>
       </w:tr>
@@ -563,11 +467,9 @@
       <w:pPr>
         <w:pStyle w:val="Kop2"/>
       </w:pPr>
-      <w:proofErr w:type="spellStart"/>
       <w:r>
         <w:t>Objectives</w:t>
       </w:r>
-      <w:proofErr w:type="spellEnd"/>
     </w:p>
     <w:p>
       <w:pPr>
@@ -650,44 +552,8 @@
         <w:rPr>
           <w:lang w:val="en-US"/>
         </w:rPr>
-        <w:t xml:space="preserve">•  Integration with e-PU10 controls via </w:t>
-      </w:r>
-      <w:proofErr w:type="spellStart"/>
-      <w:r>
-        <w:rPr>
-          <w:lang w:val="en-US"/>
-        </w:rPr>
-        <w:t>ModbusTCP</w:t>
-      </w:r>
-      <w:proofErr w:type="spellEnd"/>
-      <w:r>
-        <w:rPr>
-          <w:lang w:val="en-US"/>
-        </w:rPr>
-        <w:t xml:space="preserve"> (preferred), CAN, </w:t>
-      </w:r>
-      <w:proofErr w:type="spellStart"/>
-      <w:r>
-        <w:rPr>
-          <w:lang w:val="en-US"/>
-        </w:rPr>
-        <w:t>Profinet</w:t>
-      </w:r>
-      <w:proofErr w:type="spellEnd"/>
-      <w:r>
-        <w:rPr>
-          <w:lang w:val="en-US"/>
-        </w:rPr>
-        <w:t xml:space="preserve"> or </w:t>
-      </w:r>
-      <w:proofErr w:type="spellStart"/>
-      <w:r>
-        <w:rPr>
-          <w:lang w:val="en-US"/>
-        </w:rPr>
-        <w:t>EtherCAT</w:t>
-      </w:r>
-      <w:proofErr w:type="spellEnd"/>
+        <w:t>•  Integration with e-PU10 controls via ModbusTCP (preferred), CAN, Profinet or EtherCAT</w:t>
+      </w:r>
     </w:p>
     <w:p>
       <w:pPr>
@@ -826,6 +692,7 @@
         <w:rPr>
           <w:lang w:val="en-US"/>
         </w:rPr>
+        <w:lastRenderedPageBreak/>
         <w:t>Project Scope</w:t>
       </w:r>
     </w:p>
@@ -934,24 +801,95 @@
     <w:p>
       <w:pPr>
         <w:pStyle w:val="Lijstalinea"/>
-      </w:pPr>
-      <w:r>
-        <w:rPr>
-          <w:lang w:val="en-US"/>
-        </w:rPr>
-        <w:t xml:space="preserve">•  400 / 500 </w:t>
-      </w:r>
-      <w:r>
-        <w:rPr>
-          <w:lang w:val="en-US"/>
-        </w:rPr>
-        <w:t>A</w:t>
-      </w:r>
-      <w:r>
-        <w:rPr>
-          <w:lang w:val="en-US"/>
-        </w:rPr>
-        <w:t xml:space="preserve"> AC input</w:t>
+        <w:rPr>
+          <w:lang w:val="en-US"/>
+        </w:rPr>
+      </w:pPr>
+      <w:r>
+        <w:rPr>
+          <w:lang w:val="en-US"/>
+        </w:rPr>
+        <w:t>•  400 / 500 A AC input</w:t>
+      </w:r>
+      <w:r>
+        <w:rPr>
+          <w:lang w:val="en-US"/>
+        </w:rPr>
+        <w:t xml:space="preserve"> [Powerlock set (3P + PE)]</w:t>
+      </w:r>
+    </w:p>
+    <w:p>
+      <w:pPr>
+        <w:pStyle w:val="Lijstalinea"/>
+        <w:rPr>
+          <w:lang w:val="en-US"/>
+        </w:rPr>
+      </w:pPr>
+      <w:r>
+        <w:rPr>
+          <w:lang w:val="en-US"/>
+        </w:rPr>
+        <w:t>•  Liquid Cooling</w:t>
+      </w:r>
+    </w:p>
+    <w:p>
+      <w:pPr>
+        <w:pStyle w:val="Lijstalinea"/>
+        <w:rPr>
+          <w:lang w:val="en-US"/>
+        </w:rPr>
+      </w:pPr>
+      <w:r>
+        <w:rPr>
+          <w:lang w:val="en-US"/>
+        </w:rPr>
+        <w:t>•  Unidirectional AC → DC, liquid cooled</w:t>
+      </w:r>
+    </w:p>
+    <w:p>
+      <w:pPr>
+        <w:pStyle w:val="Lijstalinea"/>
+        <w:rPr>
+          <w:lang w:val="en-US"/>
+        </w:rPr>
+      </w:pPr>
+      <w:r>
+        <w:rPr>
+          <w:lang w:val="en-US"/>
+        </w:rPr>
+        <w:t xml:space="preserve">•  DC voltage range </w:t>
+      </w:r>
+      <w:r>
+        <w:rPr>
+          <w:lang w:val="en-US"/>
+        </w:rPr>
+        <w:t>~</w:t>
+      </w:r>
+      <w:r>
+        <w:rPr>
+          <w:lang w:val="en-US"/>
+        </w:rPr>
+        <w:t xml:space="preserve"> 600–800 VDC (wider acceptable)</w:t>
+      </w:r>
+    </w:p>
+    <w:p>
+      <w:pPr>
+        <w:pStyle w:val="Lijstalinea"/>
+        <w:rPr>
+          <w:lang w:val="en-US"/>
+        </w:rPr>
+      </w:pPr>
+      <w:r>
+        <w:rPr>
+          <w:lang w:val="en-US"/>
+        </w:rPr>
+        <w:t xml:space="preserve">•  Material cost &lt; </w:t>
+      </w:r>
+      <w:r>
+        <w:rPr>
+          <w:lang w:val="en-US"/>
+        </w:rPr>
+        <w:t>€</w:t>
       </w:r>
       <w:r>
         <w:rPr>
@@ -963,173 +901,22 @@
         <w:rPr>
           <w:lang w:val="en-US"/>
         </w:rPr>
-        <w:t>[</w:t>
-      </w:r>
-      <w:r>
-        <w:rPr>
-          <w:lang w:val="en-US"/>
-        </w:rPr>
-        <w:t>Powerlock</w:t>
-      </w:r>
-      <w:r>
-        <w:rPr>
-          <w:lang w:val="en-US"/>
-        </w:rPr>
-        <w:t xml:space="preserve"> set (3P + PE)</w:t>
-      </w:r>
-      <w:r>
-        <w:rPr>
-          <w:lang w:val="en-US"/>
-        </w:rPr>
-        <w:t>]</w:t>
-      </w:r>
-    </w:p>
-    <w:p>
-      <w:pPr>
-        <w:pStyle w:val="Lijstalinea"/>
-      </w:pPr>
-      <w:r>
-        <w:rPr>
-          <w:lang w:val="en-US"/>
-        </w:rPr>
-        <w:t>•  Liquid Cooling</w:t>
-      </w:r>
-    </w:p>
-    <w:p>
-      <w:pPr>
-        <w:pStyle w:val="Lijstalinea"/>
-        <w:rPr>
-          <w:lang w:val="en-US"/>
-        </w:rPr>
-      </w:pPr>
-      <w:r>
-        <w:rPr>
-          <w:lang w:val="en-US"/>
-        </w:rPr>
-        <w:t>•  Unidirectional AC → DC, liquid cooled</w:t>
-      </w:r>
-    </w:p>
-    <w:p>
-      <w:pPr>
-        <w:pStyle w:val="Lijstalinea"/>
-        <w:rPr>
-          <w:lang w:val="en-US"/>
-        </w:rPr>
-      </w:pPr>
-      <w:r>
-        <w:rPr>
-          <w:lang w:val="en-US"/>
-        </w:rPr>
-        <w:t xml:space="preserve">•  DC voltage range </w:t>
-      </w:r>
-      <w:r>
-        <w:rPr>
-          <w:lang w:val="en-US"/>
-        </w:rPr>
-        <w:t>~</w:t>
-      </w:r>
-      <w:r>
-        <w:rPr>
-          <w:lang w:val="en-US"/>
-        </w:rPr>
-        <w:t xml:space="preserve"> 600–800 VDC (wider acceptable)</w:t>
-      </w:r>
-    </w:p>
-    <w:p>
-      <w:pPr>
-        <w:pStyle w:val="Lijstalinea"/>
-        <w:rPr>
-          <w:lang w:val="en-US"/>
-        </w:rPr>
-      </w:pPr>
-      <w:r>
-        <w:rPr>
-          <w:lang w:val="en-US"/>
-        </w:rPr>
-        <w:t xml:space="preserve">•  Material cost &lt; </w:t>
-      </w:r>
-      <w:r>
-        <w:rPr>
-          <w:lang w:val="en-US"/>
-        </w:rPr>
-        <w:t>€</w:t>
-      </w:r>
-      <w:r>
-        <w:rPr>
-          <w:lang w:val="en-US"/>
-        </w:rPr>
-        <w:t xml:space="preserve"> </w:t>
-      </w:r>
-      <w:r>
-        <w:rPr>
-          <w:lang w:val="en-US"/>
-        </w:rPr>
-        <w:t xml:space="preserve">20 </w:t>
-      </w:r>
-      <w:proofErr w:type="gramStart"/>
-      <w:r>
-        <w:rPr>
-          <w:lang w:val="en-US"/>
-        </w:rPr>
-        <w:t>000  per</w:t>
-      </w:r>
-      <w:proofErr w:type="gramEnd"/>
-      <w:r>
-        <w:rPr>
-          <w:lang w:val="en-US"/>
-        </w:rPr>
-        <w:t xml:space="preserve"> system</w:t>
-      </w:r>
-    </w:p>
-    <w:p>
-      <w:pPr>
-        <w:pStyle w:val="Lijstalinea"/>
-        <w:rPr>
-          <w:lang w:val="en-US"/>
-        </w:rPr>
-      </w:pPr>
-      <w:r>
-        <w:rPr>
-          <w:lang w:val="en-US"/>
-        </w:rPr>
-        <w:t xml:space="preserve">•  Comms: </w:t>
-      </w:r>
-      <w:proofErr w:type="spellStart"/>
-      <w:r>
-        <w:rPr>
-          <w:lang w:val="en-US"/>
-        </w:rPr>
-        <w:t>ModbusTCP</w:t>
-      </w:r>
-      <w:proofErr w:type="spellEnd"/>
-      <w:r>
-        <w:rPr>
-          <w:lang w:val="en-US"/>
-        </w:rPr>
-        <w:t xml:space="preserve"> (preferred), CAN, </w:t>
-      </w:r>
-      <w:proofErr w:type="spellStart"/>
-      <w:r>
-        <w:rPr>
-          <w:lang w:val="en-US"/>
-        </w:rPr>
-        <w:t>Profinet</w:t>
-      </w:r>
-      <w:proofErr w:type="spellEnd"/>
-      <w:r>
-        <w:rPr>
-          <w:lang w:val="en-US"/>
-        </w:rPr>
-        <w:t xml:space="preserve"> or </w:t>
-      </w:r>
-      <w:proofErr w:type="spellStart"/>
-      <w:r>
-        <w:rPr>
-          <w:lang w:val="en-US"/>
-        </w:rPr>
-        <w:t>EtherCAT</w:t>
-      </w:r>
-      <w:proofErr w:type="spellEnd"/>
+        <w:t>20 000  per system</w:t>
+      </w:r>
+    </w:p>
+    <w:p>
+      <w:pPr>
+        <w:pStyle w:val="Lijstalinea"/>
+        <w:rPr>
+          <w:lang w:val="en-US"/>
+        </w:rPr>
+      </w:pPr>
+      <w:r>
+        <w:rPr>
+          <w:lang w:val="en-US"/>
+        </w:rPr>
+        <w:t>•  Comms: ModbusTCP (preferred), CAN, Profinet or EtherCAT</w:t>
+      </w:r>
     </w:p>
     <w:p>
       <w:pPr>
@@ -1226,21 +1013,7 @@
         <w:rPr>
           <w:lang w:val="en-US"/>
         </w:rPr>
-        <w:t xml:space="preserve">•  DC leakage current &lt; e-PU10 battery </w:t>
-      </w:r>
-      <w:proofErr w:type="spellStart"/>
-      <w:r>
-        <w:rPr>
-          <w:lang w:val="en-US"/>
-        </w:rPr>
-        <w:t>precharge</w:t>
-      </w:r>
-      <w:proofErr w:type="spellEnd"/>
-      <w:r>
-        <w:rPr>
-          <w:lang w:val="en-US"/>
-        </w:rPr>
-        <w:t xml:space="preserve"> capacity</w:t>
+        <w:t>•  DC leakage current &lt; e-PU10 battery precharge capacity</w:t>
       </w:r>
     </w:p>
     <w:p>
@@ -1360,13 +1133,8 @@
         <w:pStyle w:val="Kop2"/>
       </w:pPr>
       <w:r>
-        <w:t xml:space="preserve">System </w:t>
-      </w:r>
-      <w:proofErr w:type="spellStart"/>
-      <w:r>
-        <w:t>Requirements</w:t>
-      </w:r>
-      <w:proofErr w:type="spellEnd"/>
+        <w:t>System Requirements</w:t>
+      </w:r>
     </w:p>
     <w:tbl>
       <w:tblPr>
@@ -1442,13 +1210,8 @@
             <w:tcW w:w="4513" w:type="dxa"/>
           </w:tcPr>
           <w:p>
-            <w:proofErr w:type="gramStart"/>
             <w:r>
-              <w:t>DC output</w:t>
-            </w:r>
-            <w:proofErr w:type="gramEnd"/>
-            <w:r>
-              <w:t xml:space="preserve"> range</w:t>
+              <w:t>DC output range</w:t>
             </w:r>
           </w:p>
         </w:tc>
@@ -1458,23 +1221,7 @@
           </w:tcPr>
           <w:p>
             <w:r>
-              <w:t>600–800 VDC (</w:t>
-            </w:r>
-            <w:proofErr w:type="spellStart"/>
-            <w:r>
-              <w:t>wider</w:t>
-            </w:r>
-            <w:proofErr w:type="spellEnd"/>
-            <w:r>
-              <w:t xml:space="preserve"> </w:t>
-            </w:r>
-            <w:proofErr w:type="spellStart"/>
-            <w:r>
-              <w:t>acceptable</w:t>
-            </w:r>
-            <w:proofErr w:type="spellEnd"/>
-            <w:r>
-              <w:t>)</w:t>
+              <w:t>600–800 VDC (wider acceptable)</w:t>
             </w:r>
           </w:p>
         </w:tc>
@@ -1485,11 +1232,9 @@
             <w:tcW w:w="4513" w:type="dxa"/>
           </w:tcPr>
           <w:p>
-            <w:proofErr w:type="spellStart"/>
             <w:r>
               <w:t>Topology</w:t>
             </w:r>
-            <w:proofErr w:type="spellEnd"/>
           </w:p>
         </w:tc>
         <w:tc>
@@ -1518,15 +1263,7 @@
           </w:tcPr>
           <w:p>
             <w:r>
-              <w:t xml:space="preserve">Min. </w:t>
-            </w:r>
-            <w:proofErr w:type="spellStart"/>
-            <w:r>
-              <w:t>settable</w:t>
-            </w:r>
-            <w:proofErr w:type="spellEnd"/>
-            <w:r>
-              <w:t xml:space="preserve"> power</w:t>
+              <w:t>Min. settable power</w:t>
             </w:r>
           </w:p>
         </w:tc>
@@ -1555,13 +1292,8 @@
             <w:tcW w:w="4513" w:type="dxa"/>
           </w:tcPr>
           <w:p>
-            <w:proofErr w:type="gramStart"/>
             <w:r>
-              <w:t>Efficiency /</w:t>
-            </w:r>
-            <w:proofErr w:type="gramEnd"/>
-            <w:r>
-              <w:t xml:space="preserve"> heat</w:t>
+              <w:t>Efficiency / heat</w:t>
             </w:r>
           </w:p>
         </w:tc>
@@ -1571,15 +1303,7 @@
           </w:tcPr>
           <w:p>
             <w:r>
-              <w:t>&gt; 97.5</w:t>
-            </w:r>
-            <w:proofErr w:type="gramStart"/>
-            <w:r>
-              <w:t>% /</w:t>
-            </w:r>
-            <w:proofErr w:type="gramEnd"/>
-            <w:r>
-              <w:t xml:space="preserve"> &lt; 7 kW</w:t>
+              <w:t>&gt; 97.5% / &lt; 7 kW</w:t>
             </w:r>
           </w:p>
         </w:tc>
@@ -1590,11 +1314,10 @@
             <w:tcW w:w="4513" w:type="dxa"/>
           </w:tcPr>
           <w:p>
-            <w:proofErr w:type="spellStart"/>
             <w:r>
+              <w:lastRenderedPageBreak/>
               <w:t>Cooling</w:t>
             </w:r>
-            <w:proofErr w:type="spellEnd"/>
           </w:p>
         </w:tc>
         <w:tc>
@@ -1603,13 +1326,8 @@
           </w:tcPr>
           <w:p>
             <w:r>
-              <w:t xml:space="preserve">Liquid </w:t>
+              <w:t>Liquid cooled</w:t>
             </w:r>
-            <w:proofErr w:type="spellStart"/>
-            <w:r>
-              <w:t>cooled</w:t>
-            </w:r>
-            <w:proofErr w:type="spellEnd"/>
           </w:p>
         </w:tc>
       </w:tr>
@@ -1634,42 +1352,12 @@
                 <w:lang w:val="en-US"/>
               </w:rPr>
             </w:pPr>
-            <w:proofErr w:type="spellStart"/>
             <w:r>
               <w:rPr>
                 <w:lang w:val="en-US"/>
               </w:rPr>
-              <w:t>ModbusTCP</w:t>
+              <w:t>ModbusTCP (pref.), CAN, Profinet, EtherCAT</w:t>
             </w:r>
-            <w:proofErr w:type="spellEnd"/>
-            <w:r>
-              <w:rPr>
-                <w:lang w:val="en-US"/>
-              </w:rPr>
-              <w:t xml:space="preserve"> (pref.), CAN, </w:t>
-            </w:r>
-            <w:proofErr w:type="spellStart"/>
-            <w:r>
-              <w:rPr>
-                <w:lang w:val="en-US"/>
-              </w:rPr>
-              <w:t>Profinet</w:t>
-            </w:r>
-            <w:proofErr w:type="spellEnd"/>
-            <w:r>
-              <w:rPr>
-                <w:lang w:val="en-US"/>
-              </w:rPr>
-              <w:t xml:space="preserve">, </w:t>
-            </w:r>
-            <w:proofErr w:type="spellStart"/>
-            <w:r>
-              <w:rPr>
-                <w:lang w:val="en-US"/>
-              </w:rPr>
-              <w:t>EtherCAT</w:t>
-            </w:r>
-            <w:proofErr w:type="spellEnd"/>
           </w:p>
         </w:tc>
       </w:tr>
@@ -1690,21 +1378,8 @@
           </w:tcPr>
           <w:p>
             <w:r>
-              <w:t xml:space="preserve">IEC 61000 </w:t>
+              <w:t>IEC 61000 industrial or better</w:t>
             </w:r>
-            <w:proofErr w:type="spellStart"/>
-            <w:r>
-              <w:t>industrial</w:t>
-            </w:r>
-            <w:proofErr w:type="spellEnd"/>
-            <w:r>
-              <w:t xml:space="preserve"> or </w:t>
-            </w:r>
-            <w:proofErr w:type="spellStart"/>
-            <w:r>
-              <w:t>better</w:t>
-            </w:r>
-            <w:proofErr w:type="spellEnd"/>
           </w:p>
         </w:tc>
       </w:tr>
@@ -1714,24 +1389,9 @@
             <w:tcW w:w="4513" w:type="dxa"/>
           </w:tcPr>
           <w:p>
-            <w:proofErr w:type="spellStart"/>
-            <w:proofErr w:type="gramStart"/>
             <w:r>
-              <w:t>Envelope</w:t>
+              <w:t>Envelope / weight</w:t>
             </w:r>
-            <w:proofErr w:type="spellEnd"/>
-            <w:r>
-              <w:t xml:space="preserve"> /</w:t>
-            </w:r>
-            <w:proofErr w:type="gramEnd"/>
-            <w:r>
-              <w:t xml:space="preserve"> </w:t>
-            </w:r>
-            <w:proofErr w:type="spellStart"/>
-            <w:r>
-              <w:t>weight</w:t>
-            </w:r>
-            <w:proofErr w:type="spellEnd"/>
           </w:p>
         </w:tc>
         <w:tc>
@@ -1759,19 +1419,9 @@
             <w:tcW w:w="4513" w:type="dxa"/>
           </w:tcPr>
           <w:p>
-            <w:proofErr w:type="spellStart"/>
             <w:r>
-              <w:t>Material</w:t>
+              <w:t>Material cost</w:t>
             </w:r>
-            <w:proofErr w:type="spellEnd"/>
-            <w:r>
-              <w:t xml:space="preserve"> </w:t>
-            </w:r>
-            <w:proofErr w:type="spellStart"/>
-            <w:r>
-              <w:t>cost</w:t>
-            </w:r>
-            <w:proofErr w:type="spellEnd"/>
           </w:p>
         </w:tc>
         <w:tc>
@@ -1783,10 +1433,7 @@
               <w:t xml:space="preserve">&lt; </w:t>
             </w:r>
             <w:r>
-              <w:t>€</w:t>
-            </w:r>
-            <w:r>
-              <w:t xml:space="preserve"> </w:t>
+              <w:t xml:space="preserve">€ </w:t>
             </w:r>
             <w:r>
               <w:t>20</w:t>
@@ -1794,13 +1441,8 @@
             <w:r>
               <w:t xml:space="preserve"> </w:t>
             </w:r>
-            <w:proofErr w:type="gramStart"/>
             <w:r>
-              <w:t>000  per</w:t>
-            </w:r>
-            <w:proofErr w:type="gramEnd"/>
-            <w:r>
-              <w:t xml:space="preserve"> system</w:t>
+              <w:t>000  per system</w:t>
             </w:r>
           </w:p>
         </w:tc>
@@ -1833,13 +1475,8 @@
             <w:tcW w:w="4513" w:type="dxa"/>
           </w:tcPr>
           <w:p>
-            <w:proofErr w:type="spellStart"/>
             <w:r>
-              <w:t>Reliability</w:t>
-            </w:r>
-            <w:proofErr w:type="spellEnd"/>
-            <w:r>
-              <w:t xml:space="preserve"> target</w:t>
+              <w:t>Reliability target</w:t>
             </w:r>
           </w:p>
         </w:tc>
@@ -1860,11 +1497,9 @@
       <w:pPr>
         <w:pStyle w:val="Kop1"/>
       </w:pPr>
-      <w:proofErr w:type="spellStart"/>
       <w:r>
         <w:t>Activities</w:t>
       </w:r>
-      <w:proofErr w:type="spellEnd"/>
     </w:p>
     <w:p>
       <w:pPr>
@@ -2016,35 +1651,7 @@
         <w:rPr>
           <w:lang w:val="en-US"/>
         </w:rPr>
-        <w:t xml:space="preserve">•  Formal TRL </w:t>
-      </w:r>
-      <w:proofErr w:type="gramStart"/>
-      <w:r>
-        <w:rPr>
-          <w:lang w:val="en-US"/>
-        </w:rPr>
-        <w:t>tollgate</w:t>
-      </w:r>
-      <w:proofErr w:type="gramEnd"/>
-      <w:r>
-        <w:rPr>
-          <w:lang w:val="en-US"/>
-        </w:rPr>
-        <w:t xml:space="preserve"> review per phase, using the standard </w:t>
-      </w:r>
-      <w:proofErr w:type="gramStart"/>
-      <w:r>
-        <w:rPr>
-          <w:lang w:val="en-US"/>
-        </w:rPr>
-        <w:t>tollgate</w:t>
-      </w:r>
-      <w:proofErr w:type="gramEnd"/>
-      <w:r>
-        <w:rPr>
-          <w:lang w:val="en-US"/>
-        </w:rPr>
-        <w:t xml:space="preserve"> template</w:t>
+        <w:t>•  Formal TRL tollgate review per phase, using the standard tollgate template</w:t>
       </w:r>
     </w:p>
     <w:p>
@@ -2093,7 +1700,7 @@
         </w:rPr>
         <w:t xml:space="preserve"> at location </w:t>
       </w:r>
-      <w:hyperlink w:history="1" r:id="rId11">
+      <w:hyperlink r:id="rId11" w:history="1">
         <w:r>
           <w:rPr>
             <w:rStyle w:val="Hyperlink"/>
@@ -2131,7 +1738,7 @@
     <w:p>
       <w:pPr>
         <w:rPr>
-          <w:rFonts w:asciiTheme="majorHAnsi" w:hAnsiTheme="majorHAnsi" w:eastAsiaTheme="majorEastAsia" w:cstheme="majorBidi"/>
+          <w:rFonts w:asciiTheme="majorHAnsi" w:eastAsiaTheme="majorEastAsia" w:hAnsiTheme="majorHAnsi" w:cstheme="majorBidi"/>
           <w:color w:val="0F4761" w:themeColor="accent1" w:themeShade="BF"/>
           <w:sz w:val="40"/>
           <w:szCs w:val="40"/>
@@ -2148,748 +1755,15 @@
     <w:p>
       <w:pPr>
         <w:pStyle w:val="Kop1"/>
-        <w:rPr>
-          <w:lang w:val="en-US"/>
-        </w:rPr>
-      </w:pPr>
-      <w:r>
-        <w:rPr>
-          <w:lang w:val="en-US"/>
-        </w:rPr>
-        <w:t>Planning and Milestones</w:t>
-      </w:r>
-    </w:p>
-    <w:p>
-      <w:pPr>
-        <w:rPr>
-          <w:color w:val="EE0000"/>
-          <w:lang w:val="en-US"/>
-        </w:rPr>
-      </w:pPr>
-      <w:r>
-        <w:rPr>
-          <w:color w:val="EE0000"/>
-          <w:lang w:val="en-US"/>
-        </w:rPr>
-        <w:t>Total effort ≈ 320 h gross / 260 h net across a small multi-disciplinary team.</w:t>
-      </w:r>
-    </w:p>
-    <w:tbl>
-      <w:tblPr>
-        <w:tblStyle w:val="Tabelraster"/>
-        <w:tblW w:w="0" w:type="auto"/>
-        <w:tblLook w:val="04A0" w:firstRow="1" w:lastRow="0" w:firstColumn="1" w:lastColumn="0" w:noHBand="0" w:noVBand="1"/>
-      </w:tblPr>
-      <w:tblGrid>
-        <w:gridCol w:w="2256"/>
-        <w:gridCol w:w="2253"/>
-        <w:gridCol w:w="2254"/>
-        <w:gridCol w:w="2253"/>
-      </w:tblGrid>
-      <w:tr>
-        <w:tc>
-          <w:tcPr>
-            <w:tcW w:w="2256" w:type="dxa"/>
-          </w:tcPr>
-          <w:p>
-            <w:pPr>
-              <w:rPr>
-                <w:color w:val="EE0000"/>
-              </w:rPr>
-            </w:pPr>
-            <w:proofErr w:type="spellStart"/>
-            <w:r>
-              <w:rPr>
-                <w:b/>
-                <w:color w:val="EE0000"/>
-              </w:rPr>
-              <w:t>Milestone</w:t>
-            </w:r>
-            <w:proofErr w:type="spellEnd"/>
-          </w:p>
-        </w:tc>
-        <w:tc>
-          <w:tcPr>
-            <w:tcW w:w="2256" w:type="dxa"/>
-          </w:tcPr>
-          <w:p>
-            <w:pPr>
-              <w:rPr>
-                <w:color w:val="EE0000"/>
-              </w:rPr>
-            </w:pPr>
-            <w:r>
-              <w:rPr>
-                <w:b/>
-                <w:color w:val="EE0000"/>
-              </w:rPr>
-              <w:t>TRL</w:t>
-            </w:r>
-          </w:p>
-        </w:tc>
-        <w:tc>
-          <w:tcPr>
-            <w:tcW w:w="2256" w:type="dxa"/>
-          </w:tcPr>
-          <w:p>
-            <w:pPr>
-              <w:rPr>
-                <w:color w:val="EE0000"/>
-              </w:rPr>
-            </w:pPr>
-            <w:r>
-              <w:rPr>
-                <w:b/>
-                <w:color w:val="EE0000"/>
-              </w:rPr>
-              <w:t>Target</w:t>
-            </w:r>
-          </w:p>
-        </w:tc>
-        <w:tc>
-          <w:tcPr>
-            <w:tcW w:w="2256" w:type="dxa"/>
-          </w:tcPr>
-          <w:p>
-            <w:pPr>
-              <w:rPr>
-                <w:color w:val="EE0000"/>
-              </w:rPr>
-            </w:pPr>
-            <w:r>
-              <w:rPr>
-                <w:b/>
-                <w:color w:val="EE0000"/>
-              </w:rPr>
-              <w:t>Effort (h)</w:t>
-            </w:r>
-          </w:p>
-        </w:tc>
-      </w:tr>
-      <w:tr>
-        <w:tc>
-          <w:tcPr>
-            <w:tcW w:w="2256" w:type="dxa"/>
-          </w:tcPr>
-          <w:p>
-            <w:pPr>
-              <w:rPr>
-                <w:color w:val="EE0000"/>
-              </w:rPr>
-            </w:pPr>
-            <w:proofErr w:type="spellStart"/>
-            <w:r>
-              <w:rPr>
-                <w:color w:val="EE0000"/>
-              </w:rPr>
-              <w:t>Kickoff</w:t>
-            </w:r>
-            <w:proofErr w:type="spellEnd"/>
-          </w:p>
-        </w:tc>
-        <w:tc>
-          <w:tcPr>
-            <w:tcW w:w="2256" w:type="dxa"/>
-          </w:tcPr>
-          <w:p>
-            <w:pPr>
-              <w:rPr>
-                <w:color w:val="EE0000"/>
-              </w:rPr>
-            </w:pPr>
-          </w:p>
-        </w:tc>
-        <w:tc>
-          <w:tcPr>
-            <w:tcW w:w="2256" w:type="dxa"/>
-          </w:tcPr>
-          <w:p>
-            <w:pPr>
-              <w:rPr>
-                <w:color w:val="EE0000"/>
-              </w:rPr>
-            </w:pPr>
-            <w:r>
-              <w:rPr>
-                <w:color w:val="EE0000"/>
-              </w:rPr>
-              <w:t>23-06-2026</w:t>
-            </w:r>
-          </w:p>
-        </w:tc>
-        <w:tc>
-          <w:tcPr>
-            <w:tcW w:w="2256" w:type="dxa"/>
-          </w:tcPr>
-          <w:p>
-            <w:pPr>
-              <w:rPr>
-                <w:color w:val="EE0000"/>
-              </w:rPr>
-            </w:pPr>
-          </w:p>
-        </w:tc>
-      </w:tr>
-      <w:tr>
-        <w:tc>
-          <w:tcPr>
-            <w:tcW w:w="2256" w:type="dxa"/>
-          </w:tcPr>
-          <w:p>
-            <w:pPr>
-              <w:rPr>
-                <w:color w:val="EE0000"/>
-                <w:lang w:val="en-US"/>
-              </w:rPr>
-            </w:pPr>
-            <w:r>
-              <w:rPr>
-                <w:color w:val="EE0000"/>
-                <w:lang w:val="en-US"/>
-              </w:rPr>
-              <w:t>Scope frozen &amp; market research complete</w:t>
-            </w:r>
-          </w:p>
-        </w:tc>
-        <w:tc>
-          <w:tcPr>
-            <w:tcW w:w="2256" w:type="dxa"/>
-          </w:tcPr>
-          <w:p>
-            <w:pPr>
-              <w:rPr>
-                <w:color w:val="EE0000"/>
-              </w:rPr>
-            </w:pPr>
-            <w:r>
-              <w:rPr>
-                <w:color w:val="EE0000"/>
-              </w:rPr>
-              <w:t>TRL 2</w:t>
-            </w:r>
-          </w:p>
-        </w:tc>
-        <w:tc>
-          <w:tcPr>
-            <w:tcW w:w="2256" w:type="dxa"/>
-          </w:tcPr>
-          <w:p>
-            <w:pPr>
-              <w:rPr>
-                <w:color w:val="EE0000"/>
-              </w:rPr>
-            </w:pPr>
-            <w:r>
-              <w:rPr>
-                <w:color w:val="EE0000"/>
-              </w:rPr>
-              <w:t>Week 3</w:t>
-            </w:r>
-          </w:p>
-        </w:tc>
-        <w:tc>
-          <w:tcPr>
-            <w:tcW w:w="2256" w:type="dxa"/>
-          </w:tcPr>
-          <w:p>
-            <w:pPr>
-              <w:rPr>
-                <w:color w:val="EE0000"/>
-              </w:rPr>
-            </w:pPr>
-            <w:r>
-              <w:rPr>
-                <w:color w:val="EE0000"/>
-              </w:rPr>
-              <w:t>32</w:t>
-            </w:r>
-          </w:p>
-        </w:tc>
-      </w:tr>
-      <w:tr>
-        <w:tc>
-          <w:tcPr>
-            <w:tcW w:w="2256" w:type="dxa"/>
-          </w:tcPr>
-          <w:p>
-            <w:pPr>
-              <w:rPr>
-                <w:color w:val="EE0000"/>
-              </w:rPr>
-            </w:pPr>
-            <w:proofErr w:type="spellStart"/>
-            <w:r>
-              <w:rPr>
-                <w:color w:val="EE0000"/>
-              </w:rPr>
-              <w:t>Conceptual</w:t>
-            </w:r>
-            <w:proofErr w:type="spellEnd"/>
-            <w:r>
-              <w:rPr>
-                <w:color w:val="EE0000"/>
-              </w:rPr>
-              <w:t xml:space="preserve"> design </w:t>
-            </w:r>
-            <w:proofErr w:type="spellStart"/>
-            <w:r>
-              <w:rPr>
-                <w:color w:val="EE0000"/>
-              </w:rPr>
-              <w:t>approved</w:t>
-            </w:r>
-            <w:proofErr w:type="spellEnd"/>
-          </w:p>
-        </w:tc>
-        <w:tc>
-          <w:tcPr>
-            <w:tcW w:w="2256" w:type="dxa"/>
-          </w:tcPr>
-          <w:p>
-            <w:pPr>
-              <w:rPr>
-                <w:color w:val="EE0000"/>
-              </w:rPr>
-            </w:pPr>
-            <w:r>
-              <w:rPr>
-                <w:color w:val="EE0000"/>
-              </w:rPr>
-              <w:t>TRL 3</w:t>
-            </w:r>
-          </w:p>
-        </w:tc>
-        <w:tc>
-          <w:tcPr>
-            <w:tcW w:w="2256" w:type="dxa"/>
-          </w:tcPr>
-          <w:p>
-            <w:pPr>
-              <w:rPr>
-                <w:color w:val="EE0000"/>
-              </w:rPr>
-            </w:pPr>
-            <w:r>
-              <w:rPr>
-                <w:color w:val="EE0000"/>
-              </w:rPr>
-              <w:t>Week 5</w:t>
-            </w:r>
-          </w:p>
-        </w:tc>
-        <w:tc>
-          <w:tcPr>
-            <w:tcW w:w="2256" w:type="dxa"/>
-          </w:tcPr>
-          <w:p>
-            <w:pPr>
-              <w:rPr>
-                <w:color w:val="EE0000"/>
-              </w:rPr>
-            </w:pPr>
-            <w:r>
-              <w:rPr>
-                <w:color w:val="EE0000"/>
-              </w:rPr>
-              <w:t>20</w:t>
-            </w:r>
-          </w:p>
-        </w:tc>
-      </w:tr>
-      <w:tr>
-        <w:tc>
-          <w:tcPr>
-            <w:tcW w:w="2256" w:type="dxa"/>
-          </w:tcPr>
-          <w:p>
-            <w:pPr>
-              <w:rPr>
-                <w:color w:val="EE0000"/>
-                <w:lang w:val="en-US"/>
-              </w:rPr>
-            </w:pPr>
-            <w:r>
-              <w:rPr>
-                <w:color w:val="EE0000"/>
-                <w:lang w:val="en-US"/>
-              </w:rPr>
-              <w:t>Detailed design complete (mech/</w:t>
-            </w:r>
-            <w:proofErr w:type="spellStart"/>
-            <w:r>
-              <w:rPr>
-                <w:color w:val="EE0000"/>
-                <w:lang w:val="en-US"/>
-              </w:rPr>
-              <w:t>elec</w:t>
-            </w:r>
-            <w:proofErr w:type="spellEnd"/>
-            <w:r>
-              <w:rPr>
-                <w:color w:val="EE0000"/>
-                <w:lang w:val="en-US"/>
-              </w:rPr>
-              <w:t>/</w:t>
-            </w:r>
-            <w:proofErr w:type="spellStart"/>
-            <w:r>
-              <w:rPr>
-                <w:color w:val="EE0000"/>
-                <w:lang w:val="en-US"/>
-              </w:rPr>
-              <w:t>sw</w:t>
-            </w:r>
-            <w:proofErr w:type="spellEnd"/>
-            <w:r>
-              <w:rPr>
-                <w:color w:val="EE0000"/>
-                <w:lang w:val="en-US"/>
-              </w:rPr>
-              <w:t>/doc)</w:t>
-            </w:r>
-          </w:p>
-        </w:tc>
-        <w:tc>
-          <w:tcPr>
-            <w:tcW w:w="2256" w:type="dxa"/>
-          </w:tcPr>
-          <w:p>
-            <w:pPr>
-              <w:rPr>
-                <w:color w:val="EE0000"/>
-              </w:rPr>
-            </w:pPr>
-            <w:r>
-              <w:rPr>
-                <w:color w:val="EE0000"/>
-              </w:rPr>
-              <w:t>TRL 4/5</w:t>
-            </w:r>
-          </w:p>
-        </w:tc>
-        <w:tc>
-          <w:tcPr>
-            <w:tcW w:w="2256" w:type="dxa"/>
-          </w:tcPr>
-          <w:p>
-            <w:pPr>
-              <w:rPr>
-                <w:color w:val="EE0000"/>
-              </w:rPr>
-            </w:pPr>
-            <w:r>
-              <w:rPr>
-                <w:color w:val="EE0000"/>
-              </w:rPr>
-              <w:t>Week 12</w:t>
-            </w:r>
-          </w:p>
-        </w:tc>
-        <w:tc>
-          <w:tcPr>
-            <w:tcW w:w="2256" w:type="dxa"/>
-          </w:tcPr>
-          <w:p>
-            <w:pPr>
-              <w:rPr>
-                <w:color w:val="EE0000"/>
-              </w:rPr>
-            </w:pPr>
-            <w:r>
-              <w:rPr>
-                <w:color w:val="EE0000"/>
-              </w:rPr>
-              <w:t>180</w:t>
-            </w:r>
-          </w:p>
-        </w:tc>
-      </w:tr>
-      <w:tr>
-        <w:tc>
-          <w:tcPr>
-            <w:tcW w:w="2256" w:type="dxa"/>
-          </w:tcPr>
-          <w:p>
-            <w:pPr>
-              <w:rPr>
-                <w:color w:val="EE0000"/>
-              </w:rPr>
-            </w:pPr>
-            <w:r>
-              <w:rPr>
-                <w:color w:val="EE0000"/>
-              </w:rPr>
-              <w:t xml:space="preserve">Prototype built </w:t>
-            </w:r>
-            <w:proofErr w:type="spellStart"/>
-            <w:r>
-              <w:rPr>
-                <w:color w:val="EE0000"/>
-              </w:rPr>
-              <w:t>and</w:t>
-            </w:r>
-            <w:proofErr w:type="spellEnd"/>
-            <w:r>
-              <w:rPr>
-                <w:color w:val="EE0000"/>
-              </w:rPr>
-              <w:t xml:space="preserve"> </w:t>
-            </w:r>
-            <w:proofErr w:type="spellStart"/>
-            <w:r>
-              <w:rPr>
-                <w:color w:val="EE0000"/>
-              </w:rPr>
-              <w:t>tested</w:t>
-            </w:r>
-            <w:proofErr w:type="spellEnd"/>
-          </w:p>
-        </w:tc>
-        <w:tc>
-          <w:tcPr>
-            <w:tcW w:w="2256" w:type="dxa"/>
-          </w:tcPr>
-          <w:p>
-            <w:pPr>
-              <w:rPr>
-                <w:color w:val="EE0000"/>
-              </w:rPr>
-            </w:pPr>
-            <w:r>
-              <w:rPr>
-                <w:color w:val="EE0000"/>
-              </w:rPr>
-              <w:t>TRL 6</w:t>
-            </w:r>
-          </w:p>
-        </w:tc>
-        <w:tc>
-          <w:tcPr>
-            <w:tcW w:w="2256" w:type="dxa"/>
-          </w:tcPr>
-          <w:p>
-            <w:pPr>
-              <w:rPr>
-                <w:color w:val="EE0000"/>
-              </w:rPr>
-            </w:pPr>
-            <w:r>
-              <w:rPr>
-                <w:color w:val="EE0000"/>
-              </w:rPr>
-              <w:t>Week 16</w:t>
-            </w:r>
-          </w:p>
-        </w:tc>
-        <w:tc>
-          <w:tcPr>
-            <w:tcW w:w="2256" w:type="dxa"/>
-          </w:tcPr>
-          <w:p>
-            <w:pPr>
-              <w:rPr>
-                <w:color w:val="EE0000"/>
-              </w:rPr>
-            </w:pPr>
-            <w:r>
-              <w:rPr>
-                <w:color w:val="EE0000"/>
-              </w:rPr>
-              <w:t>56</w:t>
-            </w:r>
-          </w:p>
-        </w:tc>
-      </w:tr>
-      <w:tr>
-        <w:tc>
-          <w:tcPr>
-            <w:tcW w:w="2256" w:type="dxa"/>
-          </w:tcPr>
-          <w:p>
-            <w:pPr>
-              <w:rPr>
-                <w:color w:val="EE0000"/>
-              </w:rPr>
-            </w:pPr>
-            <w:r>
-              <w:rPr>
-                <w:color w:val="EE0000"/>
-              </w:rPr>
-              <w:t xml:space="preserve">Sales </w:t>
-            </w:r>
-            <w:proofErr w:type="spellStart"/>
-            <w:r>
-              <w:rPr>
-                <w:color w:val="EE0000"/>
-              </w:rPr>
-              <w:t>material</w:t>
-            </w:r>
-            <w:proofErr w:type="spellEnd"/>
-            <w:r>
-              <w:rPr>
-                <w:color w:val="EE0000"/>
-              </w:rPr>
-              <w:t xml:space="preserve"> ready</w:t>
-            </w:r>
-          </w:p>
-        </w:tc>
-        <w:tc>
-          <w:tcPr>
-            <w:tcW w:w="2256" w:type="dxa"/>
-          </w:tcPr>
-          <w:p>
-            <w:pPr>
-              <w:rPr>
-                <w:color w:val="EE0000"/>
-              </w:rPr>
-            </w:pPr>
-            <w:r>
-              <w:rPr>
-                <w:color w:val="EE0000"/>
-              </w:rPr>
-              <w:t>TRL 8</w:t>
-            </w:r>
-          </w:p>
-        </w:tc>
-        <w:tc>
-          <w:tcPr>
-            <w:tcW w:w="2256" w:type="dxa"/>
-          </w:tcPr>
-          <w:p>
-            <w:pPr>
-              <w:rPr>
-                <w:color w:val="EE0000"/>
-              </w:rPr>
-            </w:pPr>
-            <w:r>
-              <w:rPr>
-                <w:color w:val="EE0000"/>
-              </w:rPr>
-              <w:t>Week 18</w:t>
-            </w:r>
-          </w:p>
-        </w:tc>
-        <w:tc>
-          <w:tcPr>
-            <w:tcW w:w="2256" w:type="dxa"/>
-          </w:tcPr>
-          <w:p>
-            <w:pPr>
-              <w:rPr>
-                <w:color w:val="EE0000"/>
-              </w:rPr>
-            </w:pPr>
-            <w:r>
-              <w:rPr>
-                <w:color w:val="EE0000"/>
-              </w:rPr>
-              <w:t>8</w:t>
-            </w:r>
-          </w:p>
-        </w:tc>
-      </w:tr>
-      <w:tr>
-        <w:tc>
-          <w:tcPr>
-            <w:tcW w:w="2256" w:type="dxa"/>
-          </w:tcPr>
-          <w:p>
-            <w:pPr>
-              <w:rPr>
-                <w:color w:val="EE0000"/>
-                <w:lang w:val="en-US"/>
-              </w:rPr>
-            </w:pPr>
-            <w:r>
-              <w:rPr>
-                <w:color w:val="EE0000"/>
-                <w:lang w:val="en-US"/>
-              </w:rPr>
-              <w:t>Product released, transferred to sales matrix</w:t>
-            </w:r>
-          </w:p>
-        </w:tc>
-        <w:tc>
-          <w:tcPr>
-            <w:tcW w:w="2256" w:type="dxa"/>
-          </w:tcPr>
-          <w:p>
-            <w:pPr>
-              <w:rPr>
-                <w:color w:val="EE0000"/>
-              </w:rPr>
-            </w:pPr>
-            <w:r>
-              <w:rPr>
-                <w:color w:val="EE0000"/>
-              </w:rPr>
-              <w:t>TRL 9</w:t>
-            </w:r>
-          </w:p>
-        </w:tc>
-        <w:tc>
-          <w:tcPr>
-            <w:tcW w:w="2256" w:type="dxa"/>
-          </w:tcPr>
-          <w:p>
-            <w:pPr>
-              <w:rPr>
-                <w:color w:val="EE0000"/>
-              </w:rPr>
-            </w:pPr>
-            <w:r>
-              <w:rPr>
-                <w:color w:val="EE0000"/>
-              </w:rPr>
-              <w:t>02-11-2026</w:t>
-            </w:r>
-          </w:p>
-        </w:tc>
-        <w:tc>
-          <w:tcPr>
-            <w:tcW w:w="2256" w:type="dxa"/>
-          </w:tcPr>
-          <w:p>
-            <w:pPr>
-              <w:rPr>
-                <w:color w:val="EE0000"/>
-              </w:rPr>
-            </w:pPr>
-            <w:r>
-              <w:rPr>
-                <w:color w:val="EE0000"/>
-              </w:rPr>
-              <w:t>8</w:t>
-            </w:r>
-          </w:p>
-        </w:tc>
-      </w:tr>
-    </w:tbl>
-    <w:p/>
-    <w:p>
-      <w:pPr>
-        <w:pStyle w:val="Kop1"/>
-      </w:pPr>
-      <w:r>
+      </w:pPr>
+      <w:r>
+        <w:lastRenderedPageBreak/>
         <w:t>Risk Management</w:t>
       </w:r>
     </w:p>
     <w:p>
-      <w:proofErr w:type="spellStart"/>
-      <w:r>
-        <w:t>Key</w:t>
-      </w:r>
-      <w:proofErr w:type="spellEnd"/>
-      <w:r>
-        <w:t xml:space="preserve"> </w:t>
-      </w:r>
-      <w:proofErr w:type="spellStart"/>
-      <w:r>
-        <w:t>risks</w:t>
-      </w:r>
-      <w:proofErr w:type="spellEnd"/>
-      <w:r>
-        <w:t>:</w:t>
+      <w:r>
+        <w:t>Key risks:</w:t>
       </w:r>
     </w:p>
     <w:p>
@@ -2987,21 +1861,7 @@
         <w:rPr>
           <w:lang w:val="en-US"/>
         </w:rPr>
-        <w:t xml:space="preserve">•  Supplier lead times for power electronics and </w:t>
-      </w:r>
-      <w:proofErr w:type="spellStart"/>
-      <w:r>
-        <w:rPr>
-          <w:lang w:val="en-US"/>
-        </w:rPr>
-        <w:t>Powerlock</w:t>
-      </w:r>
-      <w:proofErr w:type="spellEnd"/>
-      <w:r>
-        <w:rPr>
-          <w:lang w:val="en-US"/>
-        </w:rPr>
-        <w:t xml:space="preserve"> connectors</w:t>
+        <w:t>•  Supplier lead times for power electronics and Powerlock connectors</w:t>
       </w:r>
     </w:p>
     <w:p>
@@ -3034,7 +1894,7 @@
     <w:p>
       <w:pPr>
         <w:rPr>
-          <w:rFonts w:asciiTheme="majorHAnsi" w:hAnsiTheme="majorHAnsi" w:eastAsiaTheme="majorEastAsia" w:cstheme="majorBidi"/>
+          <w:rFonts w:asciiTheme="majorHAnsi" w:eastAsiaTheme="majorEastAsia" w:hAnsiTheme="majorHAnsi" w:cstheme="majorBidi"/>
           <w:color w:val="0F4761" w:themeColor="accent1" w:themeShade="BF"/>
           <w:sz w:val="40"/>
           <w:szCs w:val="40"/>
@@ -3059,6 +1919,7 @@
         <w:rPr>
           <w:lang w:val="en-US"/>
         </w:rPr>
+        <w:lastRenderedPageBreak/>
         <w:t>Cost, Budget and Team</w:t>
       </w:r>
     </w:p>
@@ -3151,21 +2012,7 @@
         <w:rPr>
           <w:lang w:val="en-US"/>
         </w:rPr>
-        <w:t xml:space="preserve">Complete 400 A </w:t>
-      </w:r>
-      <w:proofErr w:type="spellStart"/>
-      <w:r>
-        <w:rPr>
-          <w:lang w:val="en-US"/>
-        </w:rPr>
-        <w:t>Powerlock</w:t>
-      </w:r>
-      <w:proofErr w:type="spellEnd"/>
-      <w:r>
-        <w:rPr>
-          <w:lang w:val="en-US"/>
-        </w:rPr>
-        <w:t xml:space="preserve"> connector set</w:t>
+        <w:t>Complete 400 A Powerlock connector set</w:t>
       </w:r>
     </w:p>
     <w:p>
@@ -3348,19 +2195,11 @@
                 <w:lang w:val="en-US"/>
               </w:rPr>
             </w:pPr>
-            <w:proofErr w:type="spellStart"/>
             <w:r>
               <w:rPr>
                 <w:lang w:val="en-US"/>
               </w:rPr>
-              <w:t>Szablocs</w:t>
-            </w:r>
-            <w:proofErr w:type="spellEnd"/>
-            <w:r>
-              <w:rPr>
-                <w:lang w:val="en-US"/>
-              </w:rPr>
-              <w:t xml:space="preserve"> Mozer</w:t>
+              <w:t>Szablocs Mozer</w:t>
             </w:r>
           </w:p>
         </w:tc>
@@ -3436,21 +2275,7 @@
               <w:rPr>
                 <w:lang w:val="en-US"/>
               </w:rPr>
-              <w:t xml:space="preserve">Tim </w:t>
-            </w:r>
-            <w:proofErr w:type="spellStart"/>
-            <w:r>
-              <w:rPr>
-                <w:lang w:val="en-US"/>
-              </w:rPr>
-              <w:t>Kers</w:t>
-            </w:r>
-            <w:proofErr w:type="spellEnd"/>
-            <w:r>
-              <w:rPr>
-                <w:lang w:val="en-US"/>
-              </w:rPr>
-              <w:t xml:space="preserve"> / Robert Visscher</w:t>
+              <w:t>Tim Kers / Robert Visscher</w:t>
             </w:r>
           </w:p>
         </w:tc>
@@ -3526,16 +2351,8 @@
               <w:rPr>
                 <w:lang w:val="en-US"/>
               </w:rPr>
-              <w:t xml:space="preserve">Daria Dudareva / Tim </w:t>
+              <w:t>Daria Dudareva / Tim Kers</w:t>
             </w:r>
-            <w:proofErr w:type="spellStart"/>
-            <w:r>
-              <w:rPr>
-                <w:lang w:val="en-US"/>
-              </w:rPr>
-              <w:t>Kers</w:t>
-            </w:r>
-            <w:proofErr w:type="spellEnd"/>
           </w:p>
         </w:tc>
       </w:tr>
@@ -3665,7 +2482,7 @@
     <w:p>
       <w:pPr>
         <w:rPr>
-          <w:rFonts w:asciiTheme="majorHAnsi" w:hAnsiTheme="majorHAnsi" w:eastAsiaTheme="majorEastAsia" w:cstheme="majorBidi"/>
+          <w:rFonts w:asciiTheme="majorHAnsi" w:eastAsiaTheme="majorEastAsia" w:hAnsiTheme="majorHAnsi" w:cstheme="majorBidi"/>
           <w:color w:val="0F4761" w:themeColor="accent1" w:themeShade="BF"/>
           <w:sz w:val="40"/>
           <w:szCs w:val="40"/>
@@ -3690,6 +2507,7 @@
         <w:rPr>
           <w:lang w:val="en-US"/>
         </w:rPr>
+        <w:lastRenderedPageBreak/>
         <w:t>Departments and Communication</w:t>
       </w:r>
     </w:p>
@@ -3974,19 +2792,11 @@
           <w:lang w:val="en-US"/>
         </w:rPr>
       </w:pPr>
-      <w:proofErr w:type="spellStart"/>
-      <w:r>
-        <w:rPr>
-          <w:lang w:val="en-US"/>
-        </w:rPr>
-        <w:t>Powerlock</w:t>
-      </w:r>
-      <w:proofErr w:type="spellEnd"/>
-      <w:r>
-        <w:rPr>
-          <w:lang w:val="en-US"/>
-        </w:rPr>
-        <w:t xml:space="preserve"> and cooling components</w:t>
+      <w:r>
+        <w:rPr>
+          <w:lang w:val="en-US"/>
+        </w:rPr>
+        <w:t>Powerlock and cooling components</w:t>
       </w:r>
     </w:p>
     <w:p>
@@ -4249,7 +3059,7 @@
     <w:p>
       <w:pPr>
         <w:rPr>
-          <w:rFonts w:asciiTheme="majorHAnsi" w:hAnsiTheme="majorHAnsi" w:eastAsiaTheme="majorEastAsia" w:cstheme="majorBidi"/>
+          <w:rFonts w:asciiTheme="majorHAnsi" w:eastAsiaTheme="majorEastAsia" w:hAnsiTheme="majorHAnsi" w:cstheme="majorBidi"/>
           <w:color w:val="0F4761" w:themeColor="accent1" w:themeShade="BF"/>
           <w:sz w:val="40"/>
           <w:szCs w:val="40"/>
@@ -4274,6 +3084,7 @@
         <w:rPr>
           <w:lang w:val="en-US"/>
         </w:rPr>
+        <w:lastRenderedPageBreak/>
         <w:t>Dependencies and Assumptions</w:t>
       </w:r>
     </w:p>
@@ -4329,21 +3140,7 @@
         <w:rPr>
           <w:lang w:val="en-US"/>
         </w:rPr>
-        <w:t xml:space="preserve">•  Supplier lead times for isolated AC/DC modules and </w:t>
-      </w:r>
-      <w:proofErr w:type="spellStart"/>
-      <w:r>
-        <w:rPr>
-          <w:lang w:val="en-US"/>
-        </w:rPr>
-        <w:t>Powerlock</w:t>
-      </w:r>
-      <w:proofErr w:type="spellEnd"/>
-      <w:r>
-        <w:rPr>
-          <w:lang w:val="en-US"/>
-        </w:rPr>
-        <w:t xml:space="preserve"> connectors</w:t>
+        <w:t>•  Supplier lead times for isolated AC/DC modules and Powerlock connectors</w:t>
       </w:r>
     </w:p>
     <w:p>
@@ -4473,7 +3270,7 @@
       <w:footerReference w:type="default" r:id="rId13"/>
       <w:headerReference w:type="first" r:id="rId14"/>
       <w:footerReference w:type="first" r:id="rId15"/>
-      <w:pgSz w:w="11906" w:h="16838" w:orient="portrait"/>
+      <w:pgSz w:w="11906" w:h="16838"/>
       <w:pgMar w:top="1440" w:right="1440" w:bottom="1440" w:left="1440" w:header="708" w:footer="708" w:gutter="0"/>
       <w:cols w:space="708"/>
       <w:titlePg/>
@@ -4538,8 +3335,8 @@
         <w:tcPr>
           <w:tcW w:w="4075" w:type="dxa"/>
           <w:tcBorders>
-            <w:top w:val="single" w:color="auto" w:sz="6" w:space="0"/>
-            <w:right w:val="single" w:color="auto" w:sz="4" w:space="0"/>
+            <w:top w:val="single" w:sz="6" w:space="0" w:color="auto"/>
+            <w:right w:val="single" w:sz="4" w:space="0" w:color="auto"/>
           </w:tcBorders>
         </w:tcPr>
         <w:p>
@@ -4563,8 +3360,8 @@
         <w:tcPr>
           <w:tcW w:w="525" w:type="dxa"/>
           <w:tcBorders>
-            <w:top w:val="single" w:color="auto" w:sz="6" w:space="0"/>
-            <w:left w:val="single" w:color="auto" w:sz="4" w:space="0"/>
+            <w:top w:val="single" w:sz="6" w:space="0" w:color="auto"/>
+            <w:left w:val="single" w:sz="4" w:space="0" w:color="auto"/>
           </w:tcBorders>
         </w:tcPr>
         <w:p>
@@ -4589,7 +3386,7 @@
         <w:tcPr>
           <w:tcW w:w="3990" w:type="dxa"/>
           <w:tcBorders>
-            <w:top w:val="single" w:color="auto" w:sz="6" w:space="0"/>
+            <w:top w:val="single" w:sz="6" w:space="0" w:color="auto"/>
           </w:tcBorders>
         </w:tcPr>
         <w:p>
@@ -4613,7 +3410,7 @@
         <w:tcPr>
           <w:tcW w:w="567" w:type="dxa"/>
           <w:tcBorders>
-            <w:top w:val="single" w:color="auto" w:sz="6" w:space="0"/>
+            <w:top w:val="single" w:sz="6" w:space="0" w:color="auto"/>
           </w:tcBorders>
         </w:tcPr>
         <w:p>
@@ -4637,7 +3434,7 @@
         <w:tcPr>
           <w:tcW w:w="909" w:type="dxa"/>
           <w:tcBorders>
-            <w:top w:val="single" w:color="auto" w:sz="6" w:space="0"/>
+            <w:top w:val="single" w:sz="6" w:space="0" w:color="auto"/>
           </w:tcBorders>
         </w:tcPr>
         <w:p>
@@ -4663,7 +3460,7 @@
         <w:tcPr>
           <w:tcW w:w="4075" w:type="dxa"/>
           <w:tcBorders>
-            <w:right w:val="single" w:color="auto" w:sz="4" w:space="0"/>
+            <w:right w:val="single" w:sz="4" w:space="0" w:color="auto"/>
           </w:tcBorders>
           <w:vAlign w:val="center"/>
         </w:tcPr>
@@ -4677,7 +3474,6 @@
               <w:lang w:val="nl-NL"/>
             </w:rPr>
           </w:pPr>
-          <w:proofErr w:type="gramStart"/>
           <w:r>
             <w:rPr>
               <w:b/>
@@ -4685,17 +3481,7 @@
               <w:szCs w:val="22"/>
               <w:lang w:val="nl-NL"/>
             </w:rPr>
-            <w:t>e</w:t>
-          </w:r>
-          <w:proofErr w:type="gramEnd"/>
-          <w:r>
-            <w:rPr>
-              <w:b/>
-              <w:bCs/>
-              <w:szCs w:val="22"/>
-              <w:lang w:val="nl-NL"/>
-            </w:rPr>
-            <w:t>-PU Cabinet V2</w:t>
+            <w:t>AC/DC Charger 400 A</w:t>
           </w:r>
         </w:p>
       </w:tc>
@@ -4703,7 +3489,7 @@
         <w:tcPr>
           <w:tcW w:w="525" w:type="dxa"/>
           <w:tcBorders>
-            <w:left w:val="single" w:color="auto" w:sz="4" w:space="0"/>
+            <w:left w:val="single" w:sz="4" w:space="0" w:color="auto"/>
           </w:tcBorders>
           <w:vAlign w:val="center"/>
         </w:tcPr>
@@ -4871,12 +3657,6 @@
         <w:szCs w:val="16"/>
       </w:rPr>
       <w:tab/>
-    </w:r>
-    <w:r>
-      <w:rPr>
-        <w:sz w:val="16"/>
-        <w:szCs w:val="16"/>
-      </w:rPr>
       <w:t>All Rights Reserved</w:t>
     </w:r>
   </w:p>
@@ -4919,7 +3699,7 @@
         <w:tcPr>
           <w:tcW w:w="944" w:type="dxa"/>
           <w:tcBorders>
-            <w:top w:val="single" w:color="auto" w:sz="6" w:space="0"/>
+            <w:top w:val="single" w:sz="6" w:space="0" w:color="auto"/>
           </w:tcBorders>
           <w:vAlign w:val="center"/>
         </w:tcPr>
@@ -4937,7 +3717,7 @@
         <w:tcPr>
           <w:tcW w:w="984" w:type="dxa"/>
           <w:tcBorders>
-            <w:top w:val="single" w:color="auto" w:sz="6" w:space="0"/>
+            <w:top w:val="single" w:sz="6" w:space="0" w:color="auto"/>
           </w:tcBorders>
           <w:vAlign w:val="center"/>
         </w:tcPr>
@@ -4962,7 +3742,7 @@
         <w:tcPr>
           <w:tcW w:w="1349" w:type="dxa"/>
           <w:tcBorders>
-            <w:top w:val="single" w:color="auto" w:sz="6" w:space="0"/>
+            <w:top w:val="single" w:sz="6" w:space="0" w:color="auto"/>
           </w:tcBorders>
           <w:vAlign w:val="center"/>
         </w:tcPr>
@@ -4987,8 +3767,8 @@
         <w:tcPr>
           <w:tcW w:w="1668" w:type="dxa"/>
           <w:tcBorders>
-            <w:top w:val="single" w:color="auto" w:sz="6" w:space="0"/>
-            <w:right w:val="single" w:color="auto" w:sz="6" w:space="0"/>
+            <w:top w:val="single" w:sz="6" w:space="0" w:color="auto"/>
+            <w:right w:val="single" w:sz="6" w:space="0" w:color="auto"/>
           </w:tcBorders>
           <w:vAlign w:val="center"/>
         </w:tcPr>
@@ -5015,8 +3795,8 @@
           <w:tcW w:w="5121" w:type="dxa"/>
           <w:gridSpan w:val="4"/>
           <w:tcBorders>
-            <w:top w:val="single" w:color="auto" w:sz="6" w:space="0"/>
-            <w:left w:val="single" w:color="auto" w:sz="6" w:space="0"/>
+            <w:top w:val="single" w:sz="6" w:space="0" w:color="auto"/>
+            <w:left w:val="single" w:sz="6" w:space="0" w:color="auto"/>
           </w:tcBorders>
           <w:vAlign w:val="center"/>
         </w:tcPr>
@@ -5109,7 +3889,7 @@
         <w:tcPr>
           <w:tcW w:w="1668" w:type="dxa"/>
           <w:tcBorders>
-            <w:right w:val="single" w:color="auto" w:sz="6" w:space="0"/>
+            <w:right w:val="single" w:sz="6" w:space="0" w:color="auto"/>
           </w:tcBorders>
           <w:tcMar>
             <w:left w:w="28" w:type="dxa"/>
@@ -5125,7 +3905,6 @@
               <w:lang w:val="es-ES"/>
             </w:rPr>
           </w:pPr>
-          <w:proofErr w:type="spellStart"/>
           <w:r>
             <w:rPr>
               <w:sz w:val="14"/>
@@ -5134,7 +3913,6 @@
             </w:rPr>
             <w:t>Engineering</w:t>
           </w:r>
-          <w:proofErr w:type="spellEnd"/>
         </w:p>
       </w:tc>
       <w:tc>
@@ -5143,7 +3921,7 @@
           <w:gridSpan w:val="4"/>
           <w:vMerge w:val="restart"/>
           <w:tcBorders>
-            <w:left w:val="single" w:color="auto" w:sz="6" w:space="0"/>
+            <w:left w:val="single" w:sz="6" w:space="0" w:color="auto"/>
           </w:tcBorders>
           <w:vAlign w:val="center"/>
         </w:tcPr>
@@ -5155,23 +3933,13 @@
               <w:lang w:val="nl-NL"/>
             </w:rPr>
           </w:pPr>
-          <w:proofErr w:type="gramStart"/>
           <w:r>
             <w:rPr>
               <w:rFonts w:cs="Arial"/>
               <w:szCs w:val="22"/>
               <w:lang w:val="nl-NL"/>
             </w:rPr>
-            <w:t>e</w:t>
-          </w:r>
-          <w:proofErr w:type="gramEnd"/>
-          <w:r>
-            <w:rPr>
-              <w:rFonts w:cs="Arial"/>
-              <w:szCs w:val="22"/>
-              <w:lang w:val="nl-NL"/>
-            </w:rPr>
-            <w:t>-PU Cabinet V2</w:t>
+            <w:t>AC/DC Charger 400 A</w:t>
           </w:r>
         </w:p>
       </w:tc>
@@ -5233,7 +4001,7 @@
         <w:tcPr>
           <w:tcW w:w="1668" w:type="dxa"/>
           <w:tcBorders>
-            <w:right w:val="single" w:color="auto" w:sz="6" w:space="0"/>
+            <w:right w:val="single" w:sz="6" w:space="0" w:color="auto"/>
           </w:tcBorders>
           <w:tcMar>
             <w:left w:w="28" w:type="dxa"/>
@@ -5257,7 +4025,7 @@
           <w:gridSpan w:val="4"/>
           <w:vMerge/>
           <w:tcBorders>
-            <w:left w:val="single" w:color="auto" w:sz="6" w:space="0"/>
+            <w:left w:val="single" w:sz="6" w:space="0" w:color="auto"/>
           </w:tcBorders>
         </w:tcPr>
         <w:p>
@@ -5321,7 +4089,7 @@
         <w:tcPr>
           <w:tcW w:w="1668" w:type="dxa"/>
           <w:tcBorders>
-            <w:right w:val="single" w:color="auto" w:sz="6" w:space="0"/>
+            <w:right w:val="single" w:sz="6" w:space="0" w:color="auto"/>
           </w:tcBorders>
         </w:tcPr>
         <w:p>
@@ -5340,7 +4108,7 @@
           <w:gridSpan w:val="4"/>
           <w:vMerge/>
           <w:tcBorders>
-            <w:left w:val="single" w:color="auto" w:sz="6" w:space="0"/>
+            <w:left w:val="single" w:sz="6" w:space="0" w:color="auto"/>
           </w:tcBorders>
         </w:tcPr>
         <w:p>
@@ -5361,8 +4129,8 @@
           <w:gridSpan w:val="4"/>
           <w:vMerge w:val="restart"/>
           <w:tcBorders>
-            <w:top w:val="single" w:color="auto" w:sz="6" w:space="0"/>
-            <w:right w:val="single" w:color="auto" w:sz="6" w:space="0"/>
+            <w:top w:val="single" w:sz="6" w:space="0" w:color="auto"/>
+            <w:right w:val="single" w:sz="6" w:space="0" w:color="auto"/>
           </w:tcBorders>
           <w:vAlign w:val="center"/>
         </w:tcPr>
@@ -5390,8 +4158,8 @@
         <w:tcPr>
           <w:tcW w:w="540" w:type="dxa"/>
           <w:tcBorders>
-            <w:top w:val="single" w:color="auto" w:sz="6" w:space="0"/>
-            <w:left w:val="single" w:color="auto" w:sz="6" w:space="0"/>
+            <w:top w:val="single" w:sz="6" w:space="0" w:color="auto"/>
+            <w:left w:val="single" w:sz="6" w:space="0" w:color="auto"/>
           </w:tcBorders>
         </w:tcPr>
         <w:p>
@@ -5415,7 +4183,7 @@
         <w:tcPr>
           <w:tcW w:w="3153" w:type="dxa"/>
           <w:tcBorders>
-            <w:top w:val="single" w:color="auto" w:sz="6" w:space="0"/>
+            <w:top w:val="single" w:sz="6" w:space="0" w:color="auto"/>
           </w:tcBorders>
         </w:tcPr>
         <w:p>
@@ -5439,7 +4207,7 @@
         <w:tcPr>
           <w:tcW w:w="519" w:type="dxa"/>
           <w:tcBorders>
-            <w:top w:val="single" w:color="auto" w:sz="6" w:space="0"/>
+            <w:top w:val="single" w:sz="6" w:space="0" w:color="auto"/>
           </w:tcBorders>
         </w:tcPr>
         <w:p>
@@ -5463,7 +4231,7 @@
         <w:tcPr>
           <w:tcW w:w="909" w:type="dxa"/>
           <w:tcBorders>
-            <w:top w:val="single" w:color="auto" w:sz="6" w:space="0"/>
+            <w:top w:val="single" w:sz="6" w:space="0" w:color="auto"/>
           </w:tcBorders>
         </w:tcPr>
         <w:p>
@@ -5491,7 +4259,7 @@
           <w:gridSpan w:val="4"/>
           <w:vMerge/>
           <w:tcBorders>
-            <w:right w:val="single" w:color="auto" w:sz="6" w:space="0"/>
+            <w:right w:val="single" w:sz="6" w:space="0" w:color="auto"/>
           </w:tcBorders>
         </w:tcPr>
         <w:p>
@@ -5508,7 +4276,7 @@
         <w:tcPr>
           <w:tcW w:w="540" w:type="dxa"/>
           <w:tcBorders>
-            <w:left w:val="single" w:color="auto" w:sz="6" w:space="0"/>
+            <w:left w:val="single" w:sz="6" w:space="0" w:color="auto"/>
           </w:tcBorders>
         </w:tcPr>
         <w:p>
@@ -5552,7 +4320,7 @@
           <w:pPr>
             <w:pStyle w:val="LeftNormal"/>
           </w:pPr>
-          <w:bookmarkStart w:name="DocumentRevision" w:id="0"/>
+          <w:bookmarkStart w:id="0" w:name="DocumentRevision"/>
           <w:r>
             <w:t>A</w:t>
           </w:r>
@@ -5644,7 +4412,7 @@
 </file>
 
 <file path=word/header1.xml><?xml version="1.0" encoding="utf-8"?>
-<w:hdr xmlns:wpc="http://schemas.microsoft.com/office/word/2010/wordprocessingCanvas" xmlns:cx="http://schemas.microsoft.com/office/drawing/2014/chartex" xmlns:cx1="http://schemas.microsoft.com/office/drawing/2015/9/8/chartex" xmlns:cx2="http://schemas.microsoft.com/office/drawing/2015/10/21/chartex" xmlns:cx3="http://schemas.microsoft.com/office/drawing/2016/5/9/chartex" xmlns:cx4="http://schemas.microsoft.com/office/drawing/2016/5/10/chartex" xmlns:cx5="http://schemas.microsoft.com/office/drawing/2016/5/11/chartex" xmlns:cx6="http://schemas.microsoft.com/office/drawing/2016/5/12/chartex" xmlns:cx7="http://schemas.microsoft.com/office/drawing/2016/5/13/chartex" xmlns:cx8="http://schemas.microsoft.com/office/drawing/2016/5/14/chartex" xmlns:mc="http://schemas.openxmlformats.org/markup-compatibility/2006" xmlns:aink="http://schemas.microsoft.com/office/drawing/2016/ink" xmlns:am3d="http://schemas.microsoft.com/office/drawing/2017/model3d" xmlns:o="urn:schemas-microsoft-com:office:office" xmlns:oel="http://schemas.microsoft.com/office/2019/extlst" xmlns:r="http://schemas.openxmlformats.org/officeDocument/2006/relationships" xmlns:m="http://schemas.openxmlformats.org/officeDocument/2006/math" xmlns:v="urn:schemas-microsoft-com:vml" xmlns:wp14="http://schemas.microsoft.com/office/word/2010/wordprocessingDrawing" xmlns:wp="http://schemas.openxmlformats.org/drawingml/2006/wordprocessingDrawing" xmlns:w10="urn:schemas-microsoft-com:office:word" xmlns:w="http://schemas.openxmlformats.org/wordprocessingml/2006/main" xmlns:w14="http://schemas.microsoft.com/office/word/2010/wordml" xmlns:w15="http://schemas.microsoft.com/office/word/2012/wordml" xmlns:w16cex="http://schemas.microsoft.com/office/word/2018/wordml/cex" xmlns:w16cid="http://schemas.microsoft.com/office/word/2016/wordml/cid" xmlns:w16="http://schemas.microsoft.com/office/word/2018/wordml" xmlns:w16du="http://schemas.microsoft.com/office/word/2023/wordml/word16du" xmlns:w16sdtdh="http://schemas.microsoft.com/office/word/2020/wordml/sdtdatahash" xmlns:w16sdtfl="http://schemas.microsoft.com/office/word/2024/wordml/sdtformatlock" xmlns:w16se="http://schemas.microsoft.com/office/word/2015/wordml/symex" xmlns:wpg="http://schemas.microsoft.com/office/word/2010/wordprocessingGroup" xmlns:wpi="http://schemas.microsoft.com/office/word/2010/wordprocessingInk" xmlns:wne="http://schemas.microsoft.com/office/word/2006/wordml" xmlns:wps="http://schemas.microsoft.com/office/word/2010/wordprocessingShape" xmlns:a="http://schemas.openxmlformats.org/drawingml/2006/main" xmlns:pic="http://schemas.openxmlformats.org/drawingml/2006/picture" xmlns:a14="http://schemas.microsoft.com/office/drawing/2010/main" mc:Ignorable="w14 w15 w16se w16cid w16 w16cex w16sdtdh w16sdtfl w16du wp14">
+<w:hdr xmlns:wpc="http://schemas.microsoft.com/office/word/2010/wordprocessingCanvas" xmlns:cx="http://schemas.microsoft.com/office/drawing/2014/chartex" xmlns:cx1="http://schemas.microsoft.com/office/drawing/2015/9/8/chartex" xmlns:cx2="http://schemas.microsoft.com/office/drawing/2015/10/21/chartex" xmlns:cx3="http://schemas.microsoft.com/office/drawing/2016/5/9/chartex" xmlns:cx4="http://schemas.microsoft.com/office/drawing/2016/5/10/chartex" xmlns:cx5="http://schemas.microsoft.com/office/drawing/2016/5/11/chartex" xmlns:cx6="http://schemas.microsoft.com/office/drawing/2016/5/12/chartex" xmlns:cx7="http://schemas.microsoft.com/office/drawing/2016/5/13/chartex" xmlns:cx8="http://schemas.microsoft.com/office/drawing/2016/5/14/chartex" xmlns:mc="http://schemas.openxmlformats.org/markup-compatibility/2006" xmlns:aink="http://schemas.microsoft.com/office/drawing/2016/ink" xmlns:am3d="http://schemas.microsoft.com/office/drawing/2017/model3d" xmlns:o="urn:schemas-microsoft-com:office:office" xmlns:oel="http://schemas.microsoft.com/office/2019/extlst" xmlns:r="http://schemas.openxmlformats.org/officeDocument/2006/relationships" xmlns:m="http://schemas.openxmlformats.org/officeDocument/2006/math" xmlns:v="urn:schemas-microsoft-com:vml" xmlns:wp14="http://schemas.microsoft.com/office/word/2010/wordprocessingDrawing" xmlns:wp="http://schemas.openxmlformats.org/drawingml/2006/wordprocessingDrawing" xmlns:w10="urn:schemas-microsoft-com:office:word" xmlns:w="http://schemas.openxmlformats.org/wordprocessingml/2006/main" xmlns:w14="http://schemas.microsoft.com/office/word/2010/wordml" xmlns:w15="http://schemas.microsoft.com/office/word/2012/wordml" xmlns:w16cex="http://schemas.microsoft.com/office/word/2018/wordml/cex" xmlns:w16cid="http://schemas.microsoft.com/office/word/2016/wordml/cid" xmlns:w16="http://schemas.microsoft.com/office/word/2018/wordml" xmlns:w16du="http://schemas.microsoft.com/office/word/2023/wordml/word16du" xmlns:w16sdtdh="http://schemas.microsoft.com/office/word/2020/wordml/sdtdatahash" xmlns:w16sdtfl="http://schemas.microsoft.com/office/word/2024/wordml/sdtformatlock" xmlns:w16se="http://schemas.microsoft.com/office/word/2015/wordml/symex" xmlns:wpg="http://schemas.microsoft.com/office/word/2010/wordprocessingGroup" xmlns:wpi="http://schemas.microsoft.com/office/word/2010/wordprocessingInk" xmlns:wne="http://schemas.microsoft.com/office/word/2006/wordml" xmlns:wps="http://schemas.microsoft.com/office/word/2010/wordprocessingShape" mc:Ignorable="w14 w15 w16se w16cid w16 w16cex w16sdtdh w16sdtfl w16du wp14">
   <w:tbl>
     <w:tblPr>
       <w:tblW w:w="10094" w:type="dxa"/>
@@ -5869,7 +4637,7 @@
 </file>
 
 <file path=word/header2.xml><?xml version="1.0" encoding="utf-8"?>
-<w:hdr xmlns:wpc="http://schemas.microsoft.com/office/word/2010/wordprocessingCanvas" xmlns:cx="http://schemas.microsoft.com/office/drawing/2014/chartex" xmlns:cx1="http://schemas.microsoft.com/office/drawing/2015/9/8/chartex" xmlns:cx2="http://schemas.microsoft.com/office/drawing/2015/10/21/chartex" xmlns:cx3="http://schemas.microsoft.com/office/drawing/2016/5/9/chartex" xmlns:cx4="http://schemas.microsoft.com/office/drawing/2016/5/10/chartex" xmlns:cx5="http://schemas.microsoft.com/office/drawing/2016/5/11/chartex" xmlns:cx6="http://schemas.microsoft.com/office/drawing/2016/5/12/chartex" xmlns:cx7="http://schemas.microsoft.com/office/drawing/2016/5/13/chartex" xmlns:cx8="http://schemas.microsoft.com/office/drawing/2016/5/14/chartex" xmlns:mc="http://schemas.openxmlformats.org/markup-compatibility/2006" xmlns:aink="http://schemas.microsoft.com/office/drawing/2016/ink" xmlns:am3d="http://schemas.microsoft.com/office/drawing/2017/model3d" xmlns:o="urn:schemas-microsoft-com:office:office" xmlns:oel="http://schemas.microsoft.com/office/2019/extlst" xmlns:r="http://schemas.openxmlformats.org/officeDocument/2006/relationships" xmlns:m="http://schemas.openxmlformats.org/officeDocument/2006/math" xmlns:v="urn:schemas-microsoft-com:vml" xmlns:wp14="http://schemas.microsoft.com/office/word/2010/wordprocessingDrawing" xmlns:wp="http://schemas.openxmlformats.org/drawingml/2006/wordprocessingDrawing" xmlns:w10="urn:schemas-microsoft-com:office:word" xmlns:w="http://schemas.openxmlformats.org/wordprocessingml/2006/main" xmlns:w14="http://schemas.microsoft.com/office/word/2010/wordml" xmlns:w15="http://schemas.microsoft.com/office/word/2012/wordml" xmlns:w16cex="http://schemas.microsoft.com/office/word/2018/wordml/cex" xmlns:w16cid="http://schemas.microsoft.com/office/word/2016/wordml/cid" xmlns:w16="http://schemas.microsoft.com/office/word/2018/wordml" xmlns:w16du="http://schemas.microsoft.com/office/word/2023/wordml/word16du" xmlns:w16sdtdh="http://schemas.microsoft.com/office/word/2020/wordml/sdtdatahash" xmlns:w16sdtfl="http://schemas.microsoft.com/office/word/2024/wordml/sdtformatlock" xmlns:w16se="http://schemas.microsoft.com/office/word/2015/wordml/symex" xmlns:wpg="http://schemas.microsoft.com/office/word/2010/wordprocessingGroup" xmlns:wpi="http://schemas.microsoft.com/office/word/2010/wordprocessingInk" xmlns:wne="http://schemas.microsoft.com/office/word/2006/wordml" xmlns:wps="http://schemas.microsoft.com/office/word/2010/wordprocessingShape" xmlns:a="http://schemas.openxmlformats.org/drawingml/2006/main" xmlns:pic="http://schemas.openxmlformats.org/drawingml/2006/picture" xmlns:a14="http://schemas.microsoft.com/office/drawing/2010/main" mc:Ignorable="w14 w15 w16se w16cid w16 w16cex w16sdtdh w16sdtfl w16du wp14">
+<w:hdr xmlns:wpc="http://schemas.microsoft.com/office/word/2010/wordprocessingCanvas" xmlns:cx="http://schemas.microsoft.com/office/drawing/2014/chartex" xmlns:cx1="http://schemas.microsoft.com/office/drawing/2015/9/8/chartex" xmlns:cx2="http://schemas.microsoft.com/office/drawing/2015/10/21/chartex" xmlns:cx3="http://schemas.microsoft.com/office/drawing/2016/5/9/chartex" xmlns:cx4="http://schemas.microsoft.com/office/drawing/2016/5/10/chartex" xmlns:cx5="http://schemas.microsoft.com/office/drawing/2016/5/11/chartex" xmlns:cx6="http://schemas.microsoft.com/office/drawing/2016/5/12/chartex" xmlns:cx7="http://schemas.microsoft.com/office/drawing/2016/5/13/chartex" xmlns:cx8="http://schemas.microsoft.com/office/drawing/2016/5/14/chartex" xmlns:mc="http://schemas.openxmlformats.org/markup-compatibility/2006" xmlns:aink="http://schemas.microsoft.com/office/drawing/2016/ink" xmlns:am3d="http://schemas.microsoft.com/office/drawing/2017/model3d" xmlns:o="urn:schemas-microsoft-com:office:office" xmlns:oel="http://schemas.microsoft.com/office/2019/extlst" xmlns:r="http://schemas.openxmlformats.org/officeDocument/2006/relationships" xmlns:m="http://schemas.openxmlformats.org/officeDocument/2006/math" xmlns:v="urn:schemas-microsoft-com:vml" xmlns:wp14="http://schemas.microsoft.com/office/word/2010/wordprocessingDrawing" xmlns:wp="http://schemas.openxmlformats.org/drawingml/2006/wordprocessingDrawing" xmlns:w10="urn:schemas-microsoft-com:office:word" xmlns:w="http://schemas.openxmlformats.org/wordprocessingml/2006/main" xmlns:w14="http://schemas.microsoft.com/office/word/2010/wordml" xmlns:w15="http://schemas.microsoft.com/office/word/2012/wordml" xmlns:w16cex="http://schemas.microsoft.com/office/word/2018/wordml/cex" xmlns:w16cid="http://schemas.microsoft.com/office/word/2016/wordml/cid" xmlns:w16="http://schemas.microsoft.com/office/word/2018/wordml" xmlns:w16du="http://schemas.microsoft.com/office/word/2023/wordml/word16du" xmlns:w16sdtdh="http://schemas.microsoft.com/office/word/2020/wordml/sdtdatahash" xmlns:w16sdtfl="http://schemas.microsoft.com/office/word/2024/wordml/sdtformatlock" xmlns:w16se="http://schemas.microsoft.com/office/word/2015/wordml/symex" xmlns:wpg="http://schemas.microsoft.com/office/word/2010/wordprocessingGroup" xmlns:wpi="http://schemas.microsoft.com/office/word/2010/wordprocessingInk" xmlns:wne="http://schemas.microsoft.com/office/word/2006/wordml" xmlns:wps="http://schemas.microsoft.com/office/word/2010/wordprocessingShape" mc:Ignorable="w14 w15 w16se w16cid w16 w16cex w16sdtdh w16sdtfl w16du wp14">
   <w:tbl>
     <w:tblPr>
       <w:tblW w:w="10094" w:type="dxa"/>
@@ -6105,7 +4873,7 @@
         <w:ind w:left="1770" w:hanging="360"/>
       </w:pPr>
       <w:rPr>
-        <w:rFonts w:hint="default" w:ascii="Aptos" w:hAnsi="Aptos" w:eastAsiaTheme="minorHAnsi" w:cstheme="minorBidi"/>
+        <w:rFonts w:ascii="Aptos" w:eastAsiaTheme="minorHAnsi" w:hAnsi="Aptos" w:cstheme="minorBidi" w:hint="default"/>
       </w:rPr>
     </w:lvl>
     <w:lvl w:ilvl="1" w:tplc="04130003">
@@ -6117,7 +4885,7 @@
         <w:ind w:left="2490" w:hanging="360"/>
       </w:pPr>
       <w:rPr>
-        <w:rFonts w:hint="default" w:ascii="Courier New" w:hAnsi="Courier New" w:cs="Courier New"/>
+        <w:rFonts w:ascii="Courier New" w:hAnsi="Courier New" w:cs="Courier New" w:hint="default"/>
       </w:rPr>
     </w:lvl>
     <w:lvl w:ilvl="2" w:tplc="04130005" w:tentative="1">
@@ -6129,7 +4897,7 @@
         <w:ind w:left="3210" w:hanging="360"/>
       </w:pPr>
       <w:rPr>
-        <w:rFonts w:hint="default" w:ascii="Wingdings" w:hAnsi="Wingdings"/>
+        <w:rFonts w:ascii="Wingdings" w:hAnsi="Wingdings" w:hint="default"/>
       </w:rPr>
     </w:lvl>
     <w:lvl w:ilvl="3" w:tplc="04130001" w:tentative="1">
@@ -6141,7 +4909,7 @@
         <w:ind w:left="3930" w:hanging="360"/>
       </w:pPr>
       <w:rPr>
-        <w:rFonts w:hint="default" w:ascii="Symbol" w:hAnsi="Symbol"/>
+        <w:rFonts w:ascii="Symbol" w:hAnsi="Symbol" w:hint="default"/>
       </w:rPr>
     </w:lvl>
     <w:lvl w:ilvl="4" w:tplc="04130003" w:tentative="1">
@@ -6153,7 +4921,7 @@
         <w:ind w:left="4650" w:hanging="360"/>
       </w:pPr>
       <w:rPr>
-        <w:rFonts w:hint="default" w:ascii="Courier New" w:hAnsi="Courier New" w:cs="Courier New"/>
+        <w:rFonts w:ascii="Courier New" w:hAnsi="Courier New" w:cs="Courier New" w:hint="default"/>
       </w:rPr>
     </w:lvl>
     <w:lvl w:ilvl="5" w:tplc="04130005" w:tentative="1">
@@ -6165,7 +4933,7 @@
         <w:ind w:left="5370" w:hanging="360"/>
       </w:pPr>
       <w:rPr>
-        <w:rFonts w:hint="default" w:ascii="Wingdings" w:hAnsi="Wingdings"/>
+        <w:rFonts w:ascii="Wingdings" w:hAnsi="Wingdings" w:hint="default"/>
       </w:rPr>
     </w:lvl>
     <w:lvl w:ilvl="6" w:tplc="04130001" w:tentative="1">
@@ -6177,7 +4945,7 @@
         <w:ind w:left="6090" w:hanging="360"/>
       </w:pPr>
       <w:rPr>
-        <w:rFonts w:hint="default" w:ascii="Symbol" w:hAnsi="Symbol"/>
+        <w:rFonts w:ascii="Symbol" w:hAnsi="Symbol" w:hint="default"/>
       </w:rPr>
     </w:lvl>
     <w:lvl w:ilvl="7" w:tplc="04130003" w:tentative="1">
@@ -6189,7 +4957,7 @@
         <w:ind w:left="6810" w:hanging="360"/>
       </w:pPr>
       <w:rPr>
-        <w:rFonts w:hint="default" w:ascii="Courier New" w:hAnsi="Courier New" w:cs="Courier New"/>
+        <w:rFonts w:ascii="Courier New" w:hAnsi="Courier New" w:cs="Courier New" w:hint="default"/>
       </w:rPr>
     </w:lvl>
     <w:lvl w:ilvl="8" w:tplc="04130005" w:tentative="1">
@@ -6201,7 +4969,7 @@
         <w:ind w:left="7530" w:hanging="360"/>
       </w:pPr>
       <w:rPr>
-        <w:rFonts w:hint="default" w:ascii="Wingdings" w:hAnsi="Wingdings"/>
+        <w:rFonts w:ascii="Wingdings" w:hAnsi="Wingdings" w:hint="default"/>
       </w:rPr>
     </w:lvl>
   </w:abstractNum>
@@ -6307,7 +5075,7 @@
         <w:ind w:left="720" w:hanging="360"/>
       </w:pPr>
       <w:rPr>
-        <w:rFonts w:hint="default" w:ascii="Symbol" w:hAnsi="Symbol"/>
+        <w:rFonts w:ascii="Symbol" w:hAnsi="Symbol" w:hint="default"/>
       </w:rPr>
     </w:lvl>
     <w:lvl w:ilvl="1" w:tplc="04130003">
@@ -6319,7 +5087,7 @@
         <w:ind w:left="1440" w:hanging="360"/>
       </w:pPr>
       <w:rPr>
-        <w:rFonts w:hint="default" w:ascii="Courier New" w:hAnsi="Courier New" w:cs="Courier New"/>
+        <w:rFonts w:ascii="Courier New" w:hAnsi="Courier New" w:cs="Courier New" w:hint="default"/>
       </w:rPr>
     </w:lvl>
     <w:lvl w:ilvl="2" w:tplc="04130005" w:tentative="1">
@@ -6331,7 +5099,7 @@
         <w:ind w:left="2160" w:hanging="360"/>
       </w:pPr>
       <w:rPr>
-        <w:rFonts w:hint="default" w:ascii="Wingdings" w:hAnsi="Wingdings"/>
+        <w:rFonts w:ascii="Wingdings" w:hAnsi="Wingdings" w:hint="default"/>
       </w:rPr>
     </w:lvl>
     <w:lvl w:ilvl="3" w:tplc="04130001" w:tentative="1">
@@ -6343,7 +5111,7 @@
         <w:ind w:left="2880" w:hanging="360"/>
       </w:pPr>
       <w:rPr>
-        <w:rFonts w:hint="default" w:ascii="Symbol" w:hAnsi="Symbol"/>
+        <w:rFonts w:ascii="Symbol" w:hAnsi="Symbol" w:hint="default"/>
       </w:rPr>
     </w:lvl>
     <w:lvl w:ilvl="4" w:tplc="04130003" w:tentative="1">
@@ -6355,7 +5123,7 @@
         <w:ind w:left="3600" w:hanging="360"/>
       </w:pPr>
       <w:rPr>
-        <w:rFonts w:hint="default" w:ascii="Courier New" w:hAnsi="Courier New" w:cs="Courier New"/>
+        <w:rFonts w:ascii="Courier New" w:hAnsi="Courier New" w:cs="Courier New" w:hint="default"/>
       </w:rPr>
     </w:lvl>
     <w:lvl w:ilvl="5" w:tplc="04130005" w:tentative="1">
@@ -6367,7 +5135,7 @@
         <w:ind w:left="4320" w:hanging="360"/>
       </w:pPr>
       <w:rPr>
-        <w:rFonts w:hint="default" w:ascii="Wingdings" w:hAnsi="Wingdings"/>
+        <w:rFonts w:ascii="Wingdings" w:hAnsi="Wingdings" w:hint="default"/>
       </w:rPr>
     </w:lvl>
     <w:lvl w:ilvl="6" w:tplc="04130001" w:tentative="1">
@@ -6379,7 +5147,7 @@
         <w:ind w:left="5040" w:hanging="360"/>
       </w:pPr>
       <w:rPr>
-        <w:rFonts w:hint="default" w:ascii="Symbol" w:hAnsi="Symbol"/>
+        <w:rFonts w:ascii="Symbol" w:hAnsi="Symbol" w:hint="default"/>
       </w:rPr>
     </w:lvl>
     <w:lvl w:ilvl="7" w:tplc="04130003" w:tentative="1">
@@ -6391,7 +5159,7 @@
         <w:ind w:left="5760" w:hanging="360"/>
       </w:pPr>
       <w:rPr>
-        <w:rFonts w:hint="default" w:ascii="Courier New" w:hAnsi="Courier New" w:cs="Courier New"/>
+        <w:rFonts w:ascii="Courier New" w:hAnsi="Courier New" w:cs="Courier New" w:hint="default"/>
       </w:rPr>
     </w:lvl>
     <w:lvl w:ilvl="8" w:tplc="04130005" w:tentative="1">
@@ -6403,7 +5171,7 @@
         <w:ind w:left="6480" w:hanging="360"/>
       </w:pPr>
       <w:rPr>
-        <w:rFonts w:hint="default" w:ascii="Wingdings" w:hAnsi="Wingdings"/>
+        <w:rFonts w:ascii="Wingdings" w:hAnsi="Wingdings" w:hint="default"/>
       </w:rPr>
     </w:lvl>
   </w:abstractNum>
@@ -6420,7 +5188,7 @@
         <w:ind w:left="360" w:hanging="360"/>
       </w:pPr>
       <w:rPr>
-        <w:rFonts w:hint="default" w:ascii="Aptos" w:hAnsi="Aptos" w:eastAsiaTheme="minorHAnsi" w:cstheme="minorBidi"/>
+        <w:rFonts w:ascii="Aptos" w:eastAsiaTheme="minorHAnsi" w:hAnsi="Aptos" w:cstheme="minorBidi" w:hint="default"/>
       </w:rPr>
     </w:lvl>
     <w:lvl w:ilvl="1" w:tplc="04130001">
@@ -6432,7 +5200,7 @@
         <w:ind w:left="30" w:hanging="360"/>
       </w:pPr>
       <w:rPr>
-        <w:rFonts w:hint="default" w:ascii="Symbol" w:hAnsi="Symbol"/>
+        <w:rFonts w:ascii="Symbol" w:hAnsi="Symbol" w:hint="default"/>
       </w:rPr>
     </w:lvl>
     <w:lvl w:ilvl="2" w:tplc="04130005" w:tentative="1">
@@ -6444,7 +5212,7 @@
         <w:ind w:left="750" w:hanging="360"/>
       </w:pPr>
       <w:rPr>
-        <w:rFonts w:hint="default" w:ascii="Wingdings" w:hAnsi="Wingdings"/>
+        <w:rFonts w:ascii="Wingdings" w:hAnsi="Wingdings" w:hint="default"/>
       </w:rPr>
     </w:lvl>
     <w:lvl w:ilvl="3" w:tplc="04130001" w:tentative="1">
@@ -6456,7 +5224,7 @@
         <w:ind w:left="1470" w:hanging="360"/>
       </w:pPr>
       <w:rPr>
-        <w:rFonts w:hint="default" w:ascii="Symbol" w:hAnsi="Symbol"/>
+        <w:rFonts w:ascii="Symbol" w:hAnsi="Symbol" w:hint="default"/>
       </w:rPr>
     </w:lvl>
     <w:lvl w:ilvl="4" w:tplc="04130003" w:tentative="1">
@@ -6468,7 +5236,7 @@
         <w:ind w:left="2190" w:hanging="360"/>
       </w:pPr>
       <w:rPr>
-        <w:rFonts w:hint="default" w:ascii="Courier New" w:hAnsi="Courier New" w:cs="Courier New"/>
+        <w:rFonts w:ascii="Courier New" w:hAnsi="Courier New" w:cs="Courier New" w:hint="default"/>
       </w:rPr>
     </w:lvl>
     <w:lvl w:ilvl="5" w:tplc="04130005" w:tentative="1">
@@ -6480,7 +5248,7 @@
         <w:ind w:left="2910" w:hanging="360"/>
       </w:pPr>
       <w:rPr>
-        <w:rFonts w:hint="default" w:ascii="Wingdings" w:hAnsi="Wingdings"/>
+        <w:rFonts w:ascii="Wingdings" w:hAnsi="Wingdings" w:hint="default"/>
       </w:rPr>
     </w:lvl>
     <w:lvl w:ilvl="6" w:tplc="04130001" w:tentative="1">
@@ -6492,7 +5260,7 @@
         <w:ind w:left="3630" w:hanging="360"/>
       </w:pPr>
       <w:rPr>
-        <w:rFonts w:hint="default" w:ascii="Symbol" w:hAnsi="Symbol"/>
+        <w:rFonts w:ascii="Symbol" w:hAnsi="Symbol" w:hint="default"/>
       </w:rPr>
     </w:lvl>
     <w:lvl w:ilvl="7" w:tplc="04130003" w:tentative="1">
@@ -6504,7 +5272,7 @@
         <w:ind w:left="4350" w:hanging="360"/>
       </w:pPr>
       <w:rPr>
-        <w:rFonts w:hint="default" w:ascii="Courier New" w:hAnsi="Courier New" w:cs="Courier New"/>
+        <w:rFonts w:ascii="Courier New" w:hAnsi="Courier New" w:cs="Courier New" w:hint="default"/>
       </w:rPr>
     </w:lvl>
     <w:lvl w:ilvl="8" w:tplc="04130005" w:tentative="1">
@@ -6516,7 +5284,7 @@
         <w:ind w:left="5070" w:hanging="360"/>
       </w:pPr>
       <w:rPr>
-        <w:rFonts w:hint="default" w:ascii="Wingdings" w:hAnsi="Wingdings"/>
+        <w:rFonts w:ascii="Wingdings" w:hAnsi="Wingdings" w:hint="default"/>
       </w:rPr>
     </w:lvl>
   </w:abstractNum>
@@ -6533,7 +5301,7 @@
         <w:ind w:left="1065" w:hanging="360"/>
       </w:pPr>
       <w:rPr>
-        <w:rFonts w:hint="default" w:ascii="Aptos" w:hAnsi="Aptos" w:eastAsiaTheme="minorHAnsi" w:cstheme="minorBidi"/>
+        <w:rFonts w:ascii="Aptos" w:eastAsiaTheme="minorHAnsi" w:hAnsi="Aptos" w:cstheme="minorBidi" w:hint="default"/>
       </w:rPr>
     </w:lvl>
     <w:lvl w:ilvl="1" w:tplc="04130003">
@@ -6545,7 +5313,7 @@
         <w:ind w:left="1785" w:hanging="360"/>
       </w:pPr>
       <w:rPr>
-        <w:rFonts w:hint="default" w:ascii="Courier New" w:hAnsi="Courier New" w:cs="Courier New"/>
+        <w:rFonts w:ascii="Courier New" w:hAnsi="Courier New" w:cs="Courier New" w:hint="default"/>
       </w:rPr>
     </w:lvl>
     <w:lvl w:ilvl="2" w:tplc="04130005" w:tentative="1">
@@ -6557,7 +5325,7 @@
         <w:ind w:left="2505" w:hanging="360"/>
       </w:pPr>
       <w:rPr>
-        <w:rFonts w:hint="default" w:ascii="Wingdings" w:hAnsi="Wingdings"/>
+        <w:rFonts w:ascii="Wingdings" w:hAnsi="Wingdings" w:hint="default"/>
       </w:rPr>
     </w:lvl>
     <w:lvl w:ilvl="3" w:tplc="04130001" w:tentative="1">
@@ -6569,7 +5337,7 @@
         <w:ind w:left="3225" w:hanging="360"/>
       </w:pPr>
       <w:rPr>
-        <w:rFonts w:hint="default" w:ascii="Symbol" w:hAnsi="Symbol"/>
+        <w:rFonts w:ascii="Symbol" w:hAnsi="Symbol" w:hint="default"/>
       </w:rPr>
     </w:lvl>
     <w:lvl w:ilvl="4" w:tplc="04130003" w:tentative="1">
@@ -6581,7 +5349,7 @@
         <w:ind w:left="3945" w:hanging="360"/>
       </w:pPr>
       <w:rPr>
-        <w:rFonts w:hint="default" w:ascii="Courier New" w:hAnsi="Courier New" w:cs="Courier New"/>
+        <w:rFonts w:ascii="Courier New" w:hAnsi="Courier New" w:cs="Courier New" w:hint="default"/>
       </w:rPr>
     </w:lvl>
     <w:lvl w:ilvl="5" w:tplc="04130005" w:tentative="1">
@@ -6593,7 +5361,7 @@
         <w:ind w:left="4665" w:hanging="360"/>
       </w:pPr>
       <w:rPr>
-        <w:rFonts w:hint="default" w:ascii="Wingdings" w:hAnsi="Wingdings"/>
+        <w:rFonts w:ascii="Wingdings" w:hAnsi="Wingdings" w:hint="default"/>
       </w:rPr>
     </w:lvl>
     <w:lvl w:ilvl="6" w:tplc="04130001" w:tentative="1">
@@ -6605,7 +5373,7 @@
         <w:ind w:left="5385" w:hanging="360"/>
       </w:pPr>
       <w:rPr>
-        <w:rFonts w:hint="default" w:ascii="Symbol" w:hAnsi="Symbol"/>
+        <w:rFonts w:ascii="Symbol" w:hAnsi="Symbol" w:hint="default"/>
       </w:rPr>
     </w:lvl>
     <w:lvl w:ilvl="7" w:tplc="04130003" w:tentative="1">
@@ -6617,7 +5385,7 @@
         <w:ind w:left="6105" w:hanging="360"/>
       </w:pPr>
       <w:rPr>
-        <w:rFonts w:hint="default" w:ascii="Courier New" w:hAnsi="Courier New" w:cs="Courier New"/>
+        <w:rFonts w:ascii="Courier New" w:hAnsi="Courier New" w:cs="Courier New" w:hint="default"/>
       </w:rPr>
     </w:lvl>
     <w:lvl w:ilvl="8" w:tplc="04130005" w:tentative="1">
@@ -6629,7 +5397,7 @@
         <w:ind w:left="6825" w:hanging="360"/>
       </w:pPr>
       <w:rPr>
-        <w:rFonts w:hint="default" w:ascii="Wingdings" w:hAnsi="Wingdings"/>
+        <w:rFonts w:ascii="Wingdings" w:hAnsi="Wingdings" w:hint="default"/>
       </w:rPr>
     </w:lvl>
   </w:abstractNum>
@@ -6646,7 +5414,7 @@
         <w:ind w:left="720" w:hanging="360"/>
       </w:pPr>
       <w:rPr>
-        <w:rFonts w:asciiTheme="minorHAnsi" w:hAnsiTheme="minorHAnsi" w:eastAsiaTheme="minorHAnsi" w:cstheme="minorBidi"/>
+        <w:rFonts w:asciiTheme="minorHAnsi" w:eastAsiaTheme="minorHAnsi" w:hAnsiTheme="minorHAnsi" w:cstheme="minorBidi"/>
       </w:rPr>
     </w:lvl>
     <w:lvl w:ilvl="1" w:tplc="04130019">
@@ -6744,11 +5512,11 @@
 </file>
 
 <file path=word/styles.xml><?xml version="1.0" encoding="utf-8"?>
-<w:styles xmlns:wp14="http://schemas.microsoft.com/office/word/2010/wordprocessingDrawing" xmlns:mc="http://schemas.openxmlformats.org/markup-compatibility/2006" xmlns:r="http://schemas.openxmlformats.org/officeDocument/2006/relationships" xmlns:w="http://schemas.openxmlformats.org/wordprocessingml/2006/main" xmlns:w14="http://schemas.microsoft.com/office/word/2010/wordml" xmlns:w15="http://schemas.microsoft.com/office/word/2012/wordml" xmlns:w16cex="http://schemas.microsoft.com/office/word/2018/wordml/cex" xmlns:w16cid="http://schemas.microsoft.com/office/word/2016/wordml/cid" xmlns:w16="http://schemas.microsoft.com/office/word/2018/wordml" xmlns:w16du="http://schemas.microsoft.com/office/word/2023/wordml/word16du" xmlns:w16sdtdh="http://schemas.microsoft.com/office/word/2020/wordml/sdtdatahash" xmlns:w16sdtfl="http://schemas.microsoft.com/office/word/2024/wordml/sdtformatlock" xmlns:w16se="http://schemas.microsoft.com/office/word/2015/wordml/symex" mc:Ignorable="w14 w15 w16se w16cid w16 w16cex w16sdtdh w16sdtfl w16du wp14">
+<w:styles xmlns:mc="http://schemas.openxmlformats.org/markup-compatibility/2006" xmlns:r="http://schemas.openxmlformats.org/officeDocument/2006/relationships" xmlns:w="http://schemas.openxmlformats.org/wordprocessingml/2006/main" xmlns:w14="http://schemas.microsoft.com/office/word/2010/wordml" xmlns:w15="http://schemas.microsoft.com/office/word/2012/wordml" xmlns:w16cex="http://schemas.microsoft.com/office/word/2018/wordml/cex" xmlns:w16cid="http://schemas.microsoft.com/office/word/2016/wordml/cid" xmlns:w16="http://schemas.microsoft.com/office/word/2018/wordml" xmlns:w16du="http://schemas.microsoft.com/office/word/2023/wordml/word16du" xmlns:w16sdtdh="http://schemas.microsoft.com/office/word/2020/wordml/sdtdatahash" xmlns:w16sdtfl="http://schemas.microsoft.com/office/word/2024/wordml/sdtformatlock" xmlns:w16se="http://schemas.microsoft.com/office/word/2015/wordml/symex" mc:Ignorable="w14 w15 w16se w16cid w16 w16cex w16sdtdh w16sdtfl w16du">
   <w:docDefaults>
     <w:rPrDefault>
       <w:rPr>
-        <w:rFonts w:asciiTheme="minorHAnsi" w:hAnsiTheme="minorHAnsi" w:eastAsiaTheme="minorHAnsi" w:cstheme="minorBidi"/>
+        <w:rFonts w:asciiTheme="minorHAnsi" w:eastAsiaTheme="minorHAnsi" w:hAnsiTheme="minorHAnsi" w:cstheme="minorBidi"/>
         <w:sz w:val="22"/>
         <w:szCs w:val="22"/>
         <w:lang w:val="nl-NL" w:eastAsia="en-US" w:bidi="ar-SA"/>
@@ -6764,14 +5532,14 @@
   <w:latentStyles w:defLockedState="0" w:defUIPriority="99" w:defSemiHidden="0" w:defUnhideWhenUsed="0" w:defQFormat="0" w:count="376">
     <w:lsdException w:name="Normal" w:uiPriority="0" w:qFormat="1"/>
     <w:lsdException w:name="heading 1" w:uiPriority="9" w:qFormat="1"/>
-    <w:lsdException w:name="heading 2" w:uiPriority="9" w:semiHidden="1" w:unhideWhenUsed="1" w:qFormat="1"/>
-    <w:lsdException w:name="heading 3" w:uiPriority="9" w:semiHidden="1" w:unhideWhenUsed="1" w:qFormat="1"/>
-    <w:lsdException w:name="heading 4" w:uiPriority="9" w:semiHidden="1" w:unhideWhenUsed="1" w:qFormat="1"/>
-    <w:lsdException w:name="heading 5" w:uiPriority="9" w:semiHidden="1" w:unhideWhenUsed="1" w:qFormat="1"/>
-    <w:lsdException w:name="heading 6" w:uiPriority="9" w:semiHidden="1" w:unhideWhenUsed="1" w:qFormat="1"/>
-    <w:lsdException w:name="heading 7" w:uiPriority="9" w:semiHidden="1" w:unhideWhenUsed="1" w:qFormat="1"/>
-    <w:lsdException w:name="heading 8" w:uiPriority="9" w:semiHidden="1" w:unhideWhenUsed="1" w:qFormat="1"/>
-    <w:lsdException w:name="heading 9" w:uiPriority="9" w:semiHidden="1" w:unhideWhenUsed="1" w:qFormat="1"/>
+    <w:lsdException w:name="heading 2" w:semiHidden="1" w:uiPriority="9" w:unhideWhenUsed="1" w:qFormat="1"/>
+    <w:lsdException w:name="heading 3" w:semiHidden="1" w:uiPriority="9" w:unhideWhenUsed="1" w:qFormat="1"/>
+    <w:lsdException w:name="heading 4" w:semiHidden="1" w:uiPriority="9" w:unhideWhenUsed="1" w:qFormat="1"/>
+    <w:lsdException w:name="heading 5" w:semiHidden="1" w:uiPriority="9" w:unhideWhenUsed="1" w:qFormat="1"/>
+    <w:lsdException w:name="heading 6" w:semiHidden="1" w:uiPriority="9" w:unhideWhenUsed="1" w:qFormat="1"/>
+    <w:lsdException w:name="heading 7" w:semiHidden="1" w:uiPriority="9" w:unhideWhenUsed="1" w:qFormat="1"/>
+    <w:lsdException w:name="heading 8" w:semiHidden="1" w:uiPriority="9" w:unhideWhenUsed="1" w:qFormat="1"/>
+    <w:lsdException w:name="heading 9" w:semiHidden="1" w:uiPriority="9" w:unhideWhenUsed="1" w:qFormat="1"/>
     <w:lsdException w:name="index 1" w:semiHidden="1" w:unhideWhenUsed="1"/>
     <w:lsdException w:name="index 2" w:semiHidden="1" w:unhideWhenUsed="1"/>
     <w:lsdException w:name="index 3" w:semiHidden="1" w:unhideWhenUsed="1"/>
@@ -6781,29 +5549,29 @@
     <w:lsdException w:name="index 7" w:semiHidden="1" w:unhideWhenUsed="1"/>
     <w:lsdException w:name="index 8" w:semiHidden="1" w:unhideWhenUsed="1"/>
     <w:lsdException w:name="index 9" w:semiHidden="1" w:unhideWhenUsed="1"/>
-    <w:lsdException w:name="toc 1" w:uiPriority="39" w:semiHidden="1" w:unhideWhenUsed="1"/>
-    <w:lsdException w:name="toc 2" w:uiPriority="39" w:semiHidden="1" w:unhideWhenUsed="1"/>
-    <w:lsdException w:name="toc 3" w:uiPriority="39" w:semiHidden="1" w:unhideWhenUsed="1"/>
-    <w:lsdException w:name="toc 4" w:uiPriority="39" w:semiHidden="1" w:unhideWhenUsed="1"/>
-    <w:lsdException w:name="toc 5" w:uiPriority="39" w:semiHidden="1" w:unhideWhenUsed="1"/>
-    <w:lsdException w:name="toc 6" w:uiPriority="39" w:semiHidden="1" w:unhideWhenUsed="1"/>
-    <w:lsdException w:name="toc 7" w:uiPriority="39" w:semiHidden="1" w:unhideWhenUsed="1"/>
-    <w:lsdException w:name="toc 8" w:uiPriority="39" w:semiHidden="1" w:unhideWhenUsed="1"/>
-    <w:lsdException w:name="toc 9" w:uiPriority="39" w:semiHidden="1" w:unhideWhenUsed="1"/>
+    <w:lsdException w:name="toc 1" w:semiHidden="1" w:uiPriority="39" w:unhideWhenUsed="1"/>
+    <w:lsdException w:name="toc 2" w:semiHidden="1" w:uiPriority="39" w:unhideWhenUsed="1"/>
+    <w:lsdException w:name="toc 3" w:semiHidden="1" w:uiPriority="39" w:unhideWhenUsed="1"/>
+    <w:lsdException w:name="toc 4" w:semiHidden="1" w:uiPriority="39" w:unhideWhenUsed="1"/>
+    <w:lsdException w:name="toc 5" w:semiHidden="1" w:uiPriority="39" w:unhideWhenUsed="1"/>
+    <w:lsdException w:name="toc 6" w:semiHidden="1" w:uiPriority="39" w:unhideWhenUsed="1"/>
+    <w:lsdException w:name="toc 7" w:semiHidden="1" w:uiPriority="39" w:unhideWhenUsed="1"/>
+    <w:lsdException w:name="toc 8" w:semiHidden="1" w:uiPriority="39" w:unhideWhenUsed="1"/>
+    <w:lsdException w:name="toc 9" w:semiHidden="1" w:uiPriority="39" w:unhideWhenUsed="1"/>
     <w:lsdException w:name="Normal Indent" w:semiHidden="1" w:unhideWhenUsed="1"/>
     <w:lsdException w:name="footnote text" w:semiHidden="1" w:unhideWhenUsed="1"/>
     <w:lsdException w:name="annotation text" w:semiHidden="1" w:unhideWhenUsed="1"/>
     <w:lsdException w:name="header" w:semiHidden="1" w:unhideWhenUsed="1"/>
     <w:lsdException w:name="footer" w:semiHidden="1" w:unhideWhenUsed="1"/>
     <w:lsdException w:name="index heading" w:semiHidden="1" w:unhideWhenUsed="1"/>
-    <w:lsdException w:name="caption" w:uiPriority="35" w:semiHidden="1" w:unhideWhenUsed="1" w:qFormat="1"/>
+    <w:lsdException w:name="caption" w:semiHidden="1" w:uiPriority="35" w:unhideWhenUsed="1" w:qFormat="1"/>
     <w:lsdException w:name="table of figures" w:semiHidden="1" w:unhideWhenUsed="1"/>
     <w:lsdException w:name="envelope address" w:semiHidden="1" w:unhideWhenUsed="1"/>
     <w:lsdException w:name="envelope return" w:semiHidden="1" w:unhideWhenUsed="1"/>
     <w:lsdException w:name="footnote reference" w:semiHidden="1" w:unhideWhenUsed="1"/>
     <w:lsdException w:name="annotation reference" w:semiHidden="1" w:unhideWhenUsed="1"/>
     <w:lsdException w:name="line number" w:semiHidden="1" w:unhideWhenUsed="1"/>
-    <w:lsdException w:name="page number" w:uiPriority="0" w:semiHidden="1" w:unhideWhenUsed="1"/>
+    <w:lsdException w:name="page number" w:semiHidden="1" w:uiPriority="0" w:unhideWhenUsed="1"/>
     <w:lsdException w:name="endnote reference" w:semiHidden="1" w:unhideWhenUsed="1"/>
     <w:lsdException w:name="endnote text" w:semiHidden="1" w:unhideWhenUsed="1"/>
     <w:lsdException w:name="table of authorities" w:semiHidden="1" w:unhideWhenUsed="1"/>
@@ -6827,7 +5595,7 @@
     <w:lsdException w:name="Title" w:uiPriority="10" w:qFormat="1"/>
     <w:lsdException w:name="Closing" w:semiHidden="1" w:unhideWhenUsed="1"/>
     <w:lsdException w:name="Signature" w:semiHidden="1" w:unhideWhenUsed="1"/>
-    <w:lsdException w:name="Default Paragraph Font" w:uiPriority="1" w:semiHidden="1" w:unhideWhenUsed="1"/>
+    <w:lsdException w:name="Default Paragraph Font" w:semiHidden="1" w:uiPriority="1" w:unhideWhenUsed="1"/>
     <w:lsdException w:name="Body Text" w:semiHidden="1" w:unhideWhenUsed="1"/>
     <w:lsdException w:name="Body Text Indent" w:semiHidden="1" w:unhideWhenUsed="1"/>
     <w:lsdException w:name="List Continue" w:semiHidden="1" w:unhideWhenUsed="1"/>
@@ -7027,8 +5795,8 @@
     <w:lsdException w:name="Subtle Reference" w:uiPriority="31" w:qFormat="1"/>
     <w:lsdException w:name="Intense Reference" w:uiPriority="32" w:qFormat="1"/>
     <w:lsdException w:name="Book Title" w:uiPriority="33" w:qFormat="1"/>
-    <w:lsdException w:name="Bibliography" w:uiPriority="37" w:semiHidden="1" w:unhideWhenUsed="1"/>
-    <w:lsdException w:name="TOC Heading" w:uiPriority="39" w:semiHidden="1" w:unhideWhenUsed="1" w:qFormat="1"/>
+    <w:lsdException w:name="Bibliography" w:semiHidden="1" w:uiPriority="37" w:unhideWhenUsed="1"/>
+    <w:lsdException w:name="TOC Heading" w:semiHidden="1" w:uiPriority="39" w:unhideWhenUsed="1" w:qFormat="1"/>
     <w:lsdException w:name="Plain Table 1" w:uiPriority="41"/>
     <w:lsdException w:name="Plain Table 2" w:uiPriority="42"/>
     <w:lsdException w:name="Plain Table 3" w:uiPriority="43"/>
@@ -7139,7 +5907,7 @@
     <w:lsdException w:name="Unresolved Mention" w:semiHidden="1" w:unhideWhenUsed="1"/>
     <w:lsdException w:name="Smart Link" w:semiHidden="1" w:unhideWhenUsed="1"/>
   </w:latentStyles>
-  <w:style w:type="paragraph" w:styleId="Standaard" w:default="1">
+  <w:style w:type="paragraph" w:default="1" w:styleId="Standaard">
     <w:name w:val="Normal"/>
     <w:qFormat/>
     <w:rsid w:val="002A2E3E"/>
@@ -7157,7 +5925,7 @@
       <w:outlineLvl w:val="0"/>
     </w:pPr>
     <w:rPr>
-      <w:rFonts w:asciiTheme="majorHAnsi" w:hAnsiTheme="majorHAnsi" w:eastAsiaTheme="majorEastAsia" w:cstheme="majorBidi"/>
+      <w:rFonts w:asciiTheme="majorHAnsi" w:eastAsiaTheme="majorEastAsia" w:hAnsiTheme="majorHAnsi" w:cstheme="majorBidi"/>
       <w:color w:val="0F4761" w:themeColor="accent1" w:themeShade="BF"/>
       <w:sz w:val="40"/>
       <w:szCs w:val="40"/>
@@ -7177,7 +5945,7 @@
       <w:outlineLvl w:val="1"/>
     </w:pPr>
     <w:rPr>
-      <w:rFonts w:asciiTheme="majorHAnsi" w:hAnsiTheme="majorHAnsi" w:eastAsiaTheme="majorEastAsia" w:cstheme="majorBidi"/>
+      <w:rFonts w:asciiTheme="majorHAnsi" w:eastAsiaTheme="majorEastAsia" w:hAnsiTheme="majorHAnsi" w:cstheme="majorBidi"/>
       <w:color w:val="0F4761" w:themeColor="accent1" w:themeShade="BF"/>
       <w:sz w:val="32"/>
       <w:szCs w:val="32"/>
@@ -7324,12 +6092,13 @@
       <w:color w:val="272727"/>
     </w:rPr>
   </w:style>
-  <w:style w:type="character" w:styleId="Standaardalinea-lettertype" w:default="1">
+  <w:style w:type="character" w:default="1" w:styleId="Standaardalinea-lettertype">
     <w:name w:val="Default Paragraph Font"/>
     <w:uiPriority w:val="1"/>
+    <w:semiHidden/>
     <w:unhideWhenUsed/>
   </w:style>
-  <w:style w:type="table" w:styleId="Standaardtabel" w:default="1">
+  <w:style w:type="table" w:default="1" w:styleId="Standaardtabel">
     <w:name w:val="Normal Table"/>
     <w:uiPriority w:val="99"/>
     <w:semiHidden/>
@@ -7344,37 +6113,37 @@
       </w:tblCellMar>
     </w:tblPr>
   </w:style>
-  <w:style w:type="numbering" w:styleId="Geenlijst" w:default="1">
+  <w:style w:type="numbering" w:default="1" w:styleId="Geenlijst">
     <w:name w:val="No List"/>
     <w:uiPriority w:val="99"/>
     <w:semiHidden/>
     <w:unhideWhenUsed/>
   </w:style>
-  <w:style w:type="character" w:styleId="Kop1Char" w:customStyle="1">
+  <w:style w:type="character" w:customStyle="1" w:styleId="Kop1Char">
     <w:name w:val="Kop 1 Char"/>
     <w:link w:val="Kop1"/>
     <w:uiPriority w:val="9"/>
     <w:rsid w:val="3390CE8B"/>
     <w:rPr>
-      <w:rFonts w:asciiTheme="majorHAnsi" w:hAnsiTheme="majorHAnsi" w:eastAsiaTheme="majorEastAsia" w:cstheme="majorBidi"/>
+      <w:rFonts w:asciiTheme="majorHAnsi" w:eastAsiaTheme="majorEastAsia" w:hAnsiTheme="majorHAnsi" w:cstheme="majorBidi"/>
       <w:color w:val="0F4761" w:themeColor="accent1" w:themeShade="BF"/>
       <w:sz w:val="40"/>
       <w:szCs w:val="40"/>
     </w:rPr>
   </w:style>
-  <w:style w:type="character" w:styleId="Kop2Char" w:customStyle="1">
+  <w:style w:type="character" w:customStyle="1" w:styleId="Kop2Char">
     <w:name w:val="Kop 2 Char"/>
     <w:link w:val="Kop2"/>
     <w:uiPriority w:val="9"/>
     <w:rsid w:val="3390CE8B"/>
     <w:rPr>
-      <w:rFonts w:asciiTheme="majorHAnsi" w:hAnsiTheme="majorHAnsi" w:eastAsiaTheme="majorEastAsia" w:cstheme="majorBidi"/>
+      <w:rFonts w:asciiTheme="majorHAnsi" w:eastAsiaTheme="majorEastAsia" w:hAnsiTheme="majorHAnsi" w:cstheme="majorBidi"/>
       <w:color w:val="0F4761" w:themeColor="accent1" w:themeShade="BF"/>
       <w:sz w:val="32"/>
       <w:szCs w:val="32"/>
     </w:rPr>
   </w:style>
-  <w:style w:type="character" w:styleId="Kop3Char" w:customStyle="1">
+  <w:style w:type="character" w:customStyle="1" w:styleId="Kop3Char">
     <w:name w:val="Kop 3 Char"/>
     <w:link w:val="Kop3"/>
     <w:uiPriority w:val="9"/>
@@ -7387,7 +6156,7 @@
       <w:szCs w:val="28"/>
     </w:rPr>
   </w:style>
-  <w:style w:type="character" w:styleId="Kop4Char" w:customStyle="1">
+  <w:style w:type="character" w:customStyle="1" w:styleId="Kop4Char">
     <w:name w:val="Kop 4 Char"/>
     <w:link w:val="Kop4"/>
     <w:uiPriority w:val="9"/>
@@ -7400,7 +6169,7 @@
       <w:color w:val="0F4761" w:themeColor="accent1" w:themeShade="BF"/>
     </w:rPr>
   </w:style>
-  <w:style w:type="character" w:styleId="Kop5Char" w:customStyle="1">
+  <w:style w:type="character" w:customStyle="1" w:styleId="Kop5Char">
     <w:name w:val="Kop 5 Char"/>
     <w:link w:val="Kop5"/>
     <w:uiPriority w:val="9"/>
@@ -7411,7 +6180,7 @@
       <w:color w:val="0F4761" w:themeColor="accent1" w:themeShade="BF"/>
     </w:rPr>
   </w:style>
-  <w:style w:type="character" w:styleId="Kop6Char" w:customStyle="1">
+  <w:style w:type="character" w:customStyle="1" w:styleId="Kop6Char">
     <w:name w:val="Kop 6 Char"/>
     <w:link w:val="Kop6"/>
     <w:uiPriority w:val="9"/>
@@ -7424,7 +6193,7 @@
       <w:color w:val="595959" w:themeColor="text1" w:themeTint="A6"/>
     </w:rPr>
   </w:style>
-  <w:style w:type="character" w:styleId="Kop7Char" w:customStyle="1">
+  <w:style w:type="character" w:customStyle="1" w:styleId="Kop7Char">
     <w:name w:val="Kop 7 Char"/>
     <w:link w:val="Kop7"/>
     <w:uiPriority w:val="9"/>
@@ -7435,7 +6204,7 @@
       <w:color w:val="595959" w:themeColor="text1" w:themeTint="A6"/>
     </w:rPr>
   </w:style>
-  <w:style w:type="character" w:styleId="Kop8Char" w:customStyle="1">
+  <w:style w:type="character" w:customStyle="1" w:styleId="Kop8Char">
     <w:name w:val="Kop 8 Char"/>
     <w:link w:val="Kop8"/>
     <w:uiPriority w:val="9"/>
@@ -7448,7 +6217,7 @@
       <w:color w:val="272727"/>
     </w:rPr>
   </w:style>
-  <w:style w:type="character" w:styleId="Kop9Char" w:customStyle="1">
+  <w:style w:type="character" w:customStyle="1" w:styleId="Kop9Char">
     <w:name w:val="Kop 9 Char"/>
     <w:link w:val="Kop9"/>
     <w:uiPriority w:val="9"/>
@@ -7470,18 +6239,18 @@
       <w:contextualSpacing/>
     </w:pPr>
     <w:rPr>
-      <w:rFonts w:asciiTheme="majorHAnsi" w:hAnsiTheme="majorHAnsi" w:eastAsiaTheme="majorEastAsia" w:cstheme="majorBidi"/>
+      <w:rFonts w:asciiTheme="majorHAnsi" w:eastAsiaTheme="majorEastAsia" w:hAnsiTheme="majorHAnsi" w:cstheme="majorBidi"/>
       <w:sz w:val="56"/>
       <w:szCs w:val="56"/>
     </w:rPr>
   </w:style>
-  <w:style w:type="character" w:styleId="TitelChar" w:customStyle="1">
+  <w:style w:type="character" w:customStyle="1" w:styleId="TitelChar">
     <w:name w:val="Titel Char"/>
     <w:link w:val="Titel"/>
     <w:uiPriority w:val="10"/>
     <w:rsid w:val="3390CE8B"/>
     <w:rPr>
-      <w:rFonts w:asciiTheme="majorHAnsi" w:hAnsiTheme="majorHAnsi" w:eastAsiaTheme="majorEastAsia" w:cstheme="majorBidi"/>
+      <w:rFonts w:asciiTheme="majorHAnsi" w:eastAsiaTheme="majorEastAsia" w:hAnsiTheme="majorHAnsi" w:cstheme="majorBidi"/>
       <w:sz w:val="56"/>
       <w:szCs w:val="56"/>
     </w:rPr>
@@ -7499,7 +6268,7 @@
       <w:szCs w:val="28"/>
     </w:rPr>
   </w:style>
-  <w:style w:type="character" w:styleId="OndertitelChar" w:customStyle="1">
+  <w:style w:type="character" w:customStyle="1" w:styleId="OndertitelChar">
     <w:name w:val="Ondertitel Char"/>
     <w:link w:val="Ondertitel"/>
     <w:uiPriority w:val="11"/>
@@ -7527,7 +6296,7 @@
       <w:color w:val="404040" w:themeColor="text1" w:themeTint="BF"/>
     </w:rPr>
   </w:style>
-  <w:style w:type="character" w:styleId="CitaatChar" w:customStyle="1">
+  <w:style w:type="character" w:customStyle="1" w:styleId="CitaatChar">
     <w:name w:val="Citaat Char"/>
     <w:link w:val="Citaat"/>
     <w:uiPriority w:val="29"/>
@@ -7567,8 +6336,8 @@
     <w:rsid w:val="3390CE8B"/>
     <w:pPr>
       <w:pBdr>
-        <w:top w:val="single" w:color="0F4761" w:themeColor="accent1" w:themeShade="BF" w:sz="4" w:space="10"/>
-        <w:bottom w:val="single" w:color="0F4761" w:themeColor="accent1" w:themeShade="BF" w:sz="4" w:space="10"/>
+        <w:top w:val="single" w:sz="4" w:space="10" w:color="0F4761" w:themeColor="accent1" w:themeShade="BF"/>
+        <w:bottom w:val="single" w:sz="4" w:space="10" w:color="0F4761" w:themeColor="accent1" w:themeShade="BF"/>
       </w:pBdr>
       <w:spacing w:before="360" w:after="360"/>
       <w:ind w:left="864" w:right="864"/>
@@ -7580,7 +6349,7 @@
       <w:color w:val="0F4761" w:themeColor="accent1" w:themeShade="BF"/>
     </w:rPr>
   </w:style>
-  <w:style w:type="character" w:styleId="DuidelijkcitaatChar" w:customStyle="1">
+  <w:style w:type="character" w:customStyle="1" w:styleId="DuidelijkcitaatChar">
     <w:name w:val="Duidelijk citaat Char"/>
     <w:link w:val="Duidelijkcitaat"/>
     <w:uiPriority w:val="30"/>
@@ -7613,12 +6382,12 @@
     </w:pPr>
     <w:tblPr>
       <w:tblBorders>
-        <w:top w:val="single" w:color="auto" w:sz="4" w:space="0"/>
-        <w:left w:val="single" w:color="auto" w:sz="4" w:space="0"/>
-        <w:bottom w:val="single" w:color="auto" w:sz="4" w:space="0"/>
-        <w:right w:val="single" w:color="auto" w:sz="4" w:space="0"/>
-        <w:insideH w:val="single" w:color="auto" w:sz="4" w:space="0"/>
-        <w:insideV w:val="single" w:color="auto" w:sz="4" w:space="0"/>
+        <w:top w:val="single" w:sz="4" w:space="0" w:color="auto"/>
+        <w:left w:val="single" w:sz="4" w:space="0" w:color="auto"/>
+        <w:bottom w:val="single" w:sz="4" w:space="0" w:color="auto"/>
+        <w:right w:val="single" w:sz="4" w:space="0" w:color="auto"/>
+        <w:insideH w:val="single" w:sz="4" w:space="0" w:color="auto"/>
+        <w:insideV w:val="single" w:sz="4" w:space="0" w:color="auto"/>
       </w:tblBorders>
     </w:tblPr>
   </w:style>
@@ -7680,7 +6449,7 @@
       <w:spacing w:beforeAutospacing="1" w:afterAutospacing="1" w:line="240" w:lineRule="auto"/>
     </w:pPr>
     <w:rPr>
-      <w:rFonts w:ascii="Times New Roman" w:hAnsi="Times New Roman" w:eastAsia="Times New Roman" w:cs="Times New Roman"/>
+      <w:rFonts w:ascii="Times New Roman" w:eastAsia="Times New Roman" w:hAnsi="Times New Roman" w:cs="Times New Roman"/>
       <w:sz w:val="24"/>
       <w:szCs w:val="24"/>
       <w:lang w:eastAsia="nl-NL"/>
@@ -7757,7 +6526,7 @@
       <w:tblPr/>
       <w:tcPr>
         <w:tcBorders>
-          <w:bottom w:val="single" w:color="7F7F7F" w:themeColor="text1" w:themeTint="80" w:sz="4" w:space="0"/>
+          <w:bottom w:val="single" w:sz="4" w:space="0" w:color="7F7F7F" w:themeColor="text1" w:themeTint="80"/>
         </w:tcBorders>
       </w:tcPr>
     </w:tblStylePr>
@@ -7783,7 +6552,7 @@
       <w:tblPr/>
       <w:tcPr>
         <w:tcBorders>
-          <w:right w:val="single" w:color="7F7F7F" w:themeColor="text1" w:themeTint="80" w:sz="4" w:space="0"/>
+          <w:right w:val="single" w:sz="4" w:space="0" w:color="7F7F7F" w:themeColor="text1" w:themeTint="80"/>
         </w:tcBorders>
       </w:tcPr>
     </w:tblStylePr>
@@ -7841,8 +6610,8 @@
       <w:tblStyleRowBandSize w:val="1"/>
       <w:tblStyleColBandSize w:val="1"/>
       <w:tblBorders>
-        <w:top w:val="single" w:color="7F7F7F" w:themeColor="text1" w:themeTint="80" w:sz="4" w:space="0"/>
-        <w:bottom w:val="single" w:color="7F7F7F" w:themeColor="text1" w:themeTint="80" w:sz="4" w:space="0"/>
+        <w:top w:val="single" w:sz="4" w:space="0" w:color="7F7F7F" w:themeColor="text1" w:themeTint="80"/>
+        <w:bottom w:val="single" w:sz="4" w:space="0" w:color="7F7F7F" w:themeColor="text1" w:themeTint="80"/>
       </w:tblBorders>
     </w:tblPr>
     <w:tblStylePr w:type="firstRow">
@@ -7853,7 +6622,7 @@
       <w:tblPr/>
       <w:tcPr>
         <w:tcBorders>
-          <w:bottom w:val="single" w:color="7F7F7F" w:themeColor="text1" w:themeTint="80" w:sz="4" w:space="0"/>
+          <w:bottom w:val="single" w:sz="4" w:space="0" w:color="7F7F7F" w:themeColor="text1" w:themeTint="80"/>
         </w:tcBorders>
       </w:tcPr>
     </w:tblStylePr>
@@ -7865,7 +6634,7 @@
       <w:tblPr/>
       <w:tcPr>
         <w:tcBorders>
-          <w:top w:val="single" w:color="7F7F7F" w:themeColor="text1" w:themeTint="80" w:sz="4" w:space="0"/>
+          <w:top w:val="single" w:sz="4" w:space="0" w:color="7F7F7F" w:themeColor="text1" w:themeTint="80"/>
         </w:tcBorders>
       </w:tcPr>
     </w:tblStylePr>
@@ -7885,8 +6654,8 @@
       <w:tblPr/>
       <w:tcPr>
         <w:tcBorders>
-          <w:left w:val="single" w:color="7F7F7F" w:themeColor="text1" w:themeTint="80" w:sz="4" w:space="0"/>
-          <w:right w:val="single" w:color="7F7F7F" w:themeColor="text1" w:themeTint="80" w:sz="4" w:space="0"/>
+          <w:left w:val="single" w:sz="4" w:space="0" w:color="7F7F7F" w:themeColor="text1" w:themeTint="80"/>
+          <w:right w:val="single" w:sz="4" w:space="0" w:color="7F7F7F" w:themeColor="text1" w:themeTint="80"/>
         </w:tcBorders>
       </w:tcPr>
     </w:tblStylePr>
@@ -7894,8 +6663,8 @@
       <w:tblPr/>
       <w:tcPr>
         <w:tcBorders>
-          <w:left w:val="single" w:color="7F7F7F" w:themeColor="text1" w:themeTint="80" w:sz="4" w:space="0"/>
-          <w:right w:val="single" w:color="7F7F7F" w:themeColor="text1" w:themeTint="80" w:sz="4" w:space="0"/>
+          <w:left w:val="single" w:sz="4" w:space="0" w:color="7F7F7F" w:themeColor="text1" w:themeTint="80"/>
+          <w:right w:val="single" w:sz="4" w:space="0" w:color="7F7F7F" w:themeColor="text1" w:themeTint="80"/>
         </w:tcBorders>
       </w:tcPr>
     </w:tblStylePr>
@@ -7903,13 +6672,13 @@
       <w:tblPr/>
       <w:tcPr>
         <w:tcBorders>
-          <w:top w:val="single" w:color="7F7F7F" w:themeColor="text1" w:themeTint="80" w:sz="4" w:space="0"/>
-          <w:bottom w:val="single" w:color="7F7F7F" w:themeColor="text1" w:themeTint="80" w:sz="4" w:space="0"/>
+          <w:top w:val="single" w:sz="4" w:space="0" w:color="7F7F7F" w:themeColor="text1" w:themeTint="80"/>
+          <w:bottom w:val="single" w:sz="4" w:space="0" w:color="7F7F7F" w:themeColor="text1" w:themeTint="80"/>
         </w:tcBorders>
       </w:tcPr>
     </w:tblStylePr>
   </w:style>
-  <w:style w:type="paragraph" w:styleId="LeftNormal" w:customStyle="1">
+  <w:style w:type="paragraph" w:customStyle="1" w:styleId="LeftNormal">
     <w:name w:val="LeftNormal"/>
     <w:basedOn w:val="Standaard"/>
     <w:link w:val="LeftNormalChar"/>
@@ -7918,18 +6687,18 @@
       <w:spacing w:after="0" w:line="240" w:lineRule="auto"/>
     </w:pPr>
     <w:rPr>
-      <w:rFonts w:ascii="Arial" w:hAnsi="Arial" w:eastAsia="Times New Roman" w:cs="Times New Roman"/>
+      <w:rFonts w:ascii="Arial" w:eastAsia="Times New Roman" w:hAnsi="Arial" w:cs="Times New Roman"/>
       <w:szCs w:val="24"/>
       <w:lang w:val="en-GB"/>
       <w14:ligatures w14:val="none"/>
     </w:rPr>
   </w:style>
-  <w:style w:type="character" w:styleId="LeftNormalChar" w:customStyle="1">
+  <w:style w:type="character" w:customStyle="1" w:styleId="LeftNormalChar">
     <w:name w:val="LeftNormal Char"/>
     <w:link w:val="LeftNormal"/>
     <w:rsid w:val="002A2E3E"/>
     <w:rPr>
-      <w:rFonts w:ascii="Arial" w:hAnsi="Arial" w:eastAsia="Times New Roman" w:cs="Times New Roman"/>
+      <w:rFonts w:ascii="Arial" w:eastAsia="Times New Roman" w:hAnsi="Arial" w:cs="Times New Roman"/>
       <w:szCs w:val="24"/>
       <w:lang w:val="en-GB"/>
       <w14:ligatures w14:val="none"/>
@@ -7970,7 +6739,7 @@
       <w:szCs w:val="20"/>
     </w:rPr>
   </w:style>
-  <w:style w:type="character" w:styleId="TekstopmerkingChar" w:customStyle="1">
+  <w:style w:type="character" w:customStyle="1" w:styleId="TekstopmerkingChar">
     <w:name w:val="Tekst opmerking Char"/>
     <w:basedOn w:val="Standaardalinea-lettertype"/>
     <w:link w:val="Tekstopmerking"/>
@@ -7981,7 +6750,7 @@
       <w:szCs w:val="20"/>
     </w:rPr>
   </w:style>
-  <w:style w:type="character" w:styleId="CommentReference1" w:customStyle="1">
+  <w:style w:type="character" w:customStyle="1" w:styleId="CommentReference1">
     <w:name w:val="Comment Reference1"/>
     <w:basedOn w:val="Standaardalinea-lettertype"/>
     <w:uiPriority w:val="99"/>
@@ -7993,7 +6762,7 @@
       <w:szCs w:val="16"/>
     </w:rPr>
   </w:style>
-  <w:style w:type="paragraph" w:styleId="CommentText1" w:customStyle="1">
+  <w:style w:type="paragraph" w:customStyle="1" w:styleId="CommentText1">
     <w:name w:val="Comment Text1"/>
     <w:basedOn w:val="Standaard"/>
     <w:link w:val="CommentTextChar"/>
@@ -8008,7 +6777,7 @@
       <w:szCs w:val="20"/>
     </w:rPr>
   </w:style>
-  <w:style w:type="character" w:styleId="CommentTextChar" w:customStyle="1">
+  <w:style w:type="character" w:customStyle="1" w:styleId="CommentTextChar">
     <w:name w:val="Comment Text Char"/>
     <w:basedOn w:val="Standaardalinea-lettertype"/>
     <w:link w:val="CommentText1"/>
@@ -8019,7 +6788,7 @@
       <w:szCs w:val="20"/>
     </w:rPr>
   </w:style>
-  <w:style w:type="character" w:styleId="CommentSubjectChar" w:customStyle="1">
+  <w:style w:type="character" w:customStyle="1" w:styleId="CommentSubjectChar">
     <w:name w:val="Comment Subject Char"/>
     <w:basedOn w:val="CommentTextChar"/>
     <w:link w:val="CommentSubject1"/>
@@ -8033,7 +6802,7 @@
       <w:szCs w:val="20"/>
     </w:rPr>
   </w:style>
-  <w:style w:type="paragraph" w:styleId="CommentSubject1" w:customStyle="1">
+  <w:style w:type="paragraph" w:customStyle="1" w:styleId="CommentSubject1">
     <w:name w:val="Comment Subject1"/>
     <w:basedOn w:val="CommentText1"/>
     <w:next w:val="CommentText1"/>
@@ -8063,7 +6832,7 @@
 </file>
 
 <file path=word/theme/theme1.xml><?xml version="1.0" encoding="utf-8"?>
-<a:theme xmlns:a="http://schemas.openxmlformats.org/drawingml/2006/main" xmlns:thm15="http://schemas.microsoft.com/office/thememl/2012/main" name="Office Theme">
+<a:theme xmlns:a="http://schemas.openxmlformats.org/drawingml/2006/main" name="Office Theme">
   <a:themeElements>
     <a:clrScheme name="Office">
       <a:dk1>
@@ -8378,19 +7147,17 @@
 </file>
 
 <file path=customXml/item1.xml><?xml version="1.0" encoding="utf-8"?>
-<b:Sources xmlns:b="http://schemas.openxmlformats.org/officeDocument/2006/bibliography" xmlns="http://schemas.openxmlformats.org/officeDocument/2006/bibliography" SelectedStyle="\APASixthEditionOfficeOnline.xsl" StyleName="APA" Version="6"/>
+<p:properties xmlns:p="http://schemas.microsoft.com/office/2006/metadata/properties" xmlns:xsi="http://www.w3.org/2001/XMLSchema-instance" xmlns:pc="http://schemas.microsoft.com/office/infopath/2007/PartnerControls">
+  <documentManagement>
+    <lcf76f155ced4ddcb4097134ff3c332f xmlns="bad3d67b-f193-448b-a744-3b18259562dc">
+      <Terms xmlns="http://schemas.microsoft.com/office/infopath/2007/PartnerControls"/>
+    </lcf76f155ced4ddcb4097134ff3c332f>
+    <TaxCatchAll xmlns="cda3afe3-35ba-4941-8550-7a5d5f0fe05e" xsi:nil="true"/>
+  </documentManagement>
+</p:properties>
 </file>
 
 <file path=customXml/item2.xml><?xml version="1.0" encoding="utf-8"?>
-<?mso-contentType ?>
-<FormTemplates xmlns="http://schemas.microsoft.com/sharepoint/v3/contenttype/forms">
-  <Display>DocumentLibraryForm</Display>
-  <Edit>DocumentLibraryForm</Edit>
-  <New>DocumentLibraryForm</New>
-</FormTemplates>
-</file>
-
-<file path=customXml/item3.xml><?xml version="1.0" encoding="utf-8"?>
 <ct:contentTypeSchema xmlns:ct="http://schemas.microsoft.com/office/2006/metadata/contentType" xmlns:ma="http://schemas.microsoft.com/office/2006/metadata/properties/metaAttributes" ct:_="" ma:_="" ma:contentTypeName="Document" ma:contentTypeID="0x0101007958B8991735C043A6BDF9E43E778A38" ma:contentTypeVersion="13" ma:contentTypeDescription="Een nieuw document maken." ma:contentTypeScope="" ma:versionID="c92c20016d335409bac632710bc83f56">
   <xsd:schema xmlns:xsd="http://www.w3.org/2001/XMLSchema" xmlns:xs="http://www.w3.org/2001/XMLSchema" xmlns:p="http://schemas.microsoft.com/office/2006/metadata/properties" xmlns:ns2="bad3d67b-f193-448b-a744-3b18259562dc" xmlns:ns3="cda3afe3-35ba-4941-8550-7a5d5f0fe05e" targetNamespace="http://schemas.microsoft.com/office/2006/metadata/properties" ma:root="true" ma:fieldsID="d2f575b95444fefec373424d4c86c609" ns2:_="" ns3:_="">
     <xsd:import namespace="bad3d67b-f193-448b-a744-3b18259562dc"/>
@@ -8597,34 +7364,31 @@
 </ct:contentTypeSchema>
 </file>
 
+<file path=customXml/item3.xml><?xml version="1.0" encoding="utf-8"?>
+<?mso-contentType ?>
+<FormTemplates xmlns="http://schemas.microsoft.com/sharepoint/v3/contenttype/forms">
+  <Display>DocumentLibraryForm</Display>
+  <Edit>DocumentLibraryForm</Edit>
+  <New>DocumentLibraryForm</New>
+</FormTemplates>
+</file>
+
 <file path=customXml/item4.xml><?xml version="1.0" encoding="utf-8"?>
-<p:properties xmlns:p="http://schemas.microsoft.com/office/2006/metadata/properties" xmlns:xsi="http://www.w3.org/2001/XMLSchema-instance" xmlns:pc="http://schemas.microsoft.com/office/infopath/2007/PartnerControls">
-  <documentManagement>
-    <lcf76f155ced4ddcb4097134ff3c332f xmlns="bad3d67b-f193-448b-a744-3b18259562dc">
-      <Terms xmlns="http://schemas.microsoft.com/office/infopath/2007/PartnerControls"/>
-    </lcf76f155ced4ddcb4097134ff3c332f>
-    <TaxCatchAll xmlns="cda3afe3-35ba-4941-8550-7a5d5f0fe05e" xsi:nil="true"/>
-  </documentManagement>
-</p:properties>
+<b:Sources xmlns:b="http://schemas.openxmlformats.org/officeDocument/2006/bibliography" xmlns="http://schemas.openxmlformats.org/officeDocument/2006/bibliography" SelectedStyle="\APASixthEditionOfficeOnline.xsl" StyleName="APA" Version="6"/>
 </file>
 
 <file path=customXml/itemProps1.xml><?xml version="1.0" encoding="utf-8"?>
-<ds:datastoreItem xmlns:ds="http://schemas.openxmlformats.org/officeDocument/2006/customXml" ds:itemID="{D38C4D8C-7A29-4EF5-951A-178AC2586D8A}">
+<ds:datastoreItem xmlns:ds="http://schemas.openxmlformats.org/officeDocument/2006/customXml" ds:itemID="{127B758D-6A03-4528-AAE7-BEF91B036B0D}">
   <ds:schemaRefs>
-    <ds:schemaRef ds:uri="http://schemas.openxmlformats.org/officeDocument/2006/bibliography"/>
+    <ds:schemaRef ds:uri="http://schemas.microsoft.com/office/2006/metadata/properties"/>
+    <ds:schemaRef ds:uri="http://schemas.microsoft.com/office/infopath/2007/PartnerControls"/>
+    <ds:schemaRef ds:uri="bad3d67b-f193-448b-a744-3b18259562dc"/>
+    <ds:schemaRef ds:uri="cda3afe3-35ba-4941-8550-7a5d5f0fe05e"/>
   </ds:schemaRefs>
 </ds:datastoreItem>
 </file>
 
 <file path=customXml/itemProps2.xml><?xml version="1.0" encoding="utf-8"?>
-<ds:datastoreItem xmlns:ds="http://schemas.openxmlformats.org/officeDocument/2006/customXml" ds:itemID="{F5E1BF77-8178-4BA5-8B65-9AD2B699FC64}">
-  <ds:schemaRefs>
-    <ds:schemaRef ds:uri="http://schemas.microsoft.com/sharepoint/v3/contenttype/forms"/>
-  </ds:schemaRefs>
-</ds:datastoreItem>
-</file>
-
-<file path=customXml/itemProps3.xml><?xml version="1.0" encoding="utf-8"?>
 <ds:datastoreItem xmlns:ds="http://schemas.openxmlformats.org/officeDocument/2006/customXml" ds:itemID="{E293EE7C-E0BA-46D9-83D3-E01986569BDD}">
   <ds:schemaRefs>
     <ds:schemaRef ds:uri="http://schemas.microsoft.com/office/2006/metadata/contentType"/>
@@ -8643,13 +7407,18 @@
 </ds:datastoreItem>
 </file>
 
+<file path=customXml/itemProps3.xml><?xml version="1.0" encoding="utf-8"?>
+<ds:datastoreItem xmlns:ds="http://schemas.openxmlformats.org/officeDocument/2006/customXml" ds:itemID="{F5E1BF77-8178-4BA5-8B65-9AD2B699FC64}">
+  <ds:schemaRefs>
+    <ds:schemaRef ds:uri="http://schemas.microsoft.com/sharepoint/v3/contenttype/forms"/>
+  </ds:schemaRefs>
+</ds:datastoreItem>
+</file>
+
 <file path=customXml/itemProps4.xml><?xml version="1.0" encoding="utf-8"?>
-<ds:datastoreItem xmlns:ds="http://schemas.openxmlformats.org/officeDocument/2006/customXml" ds:itemID="{127B758D-6A03-4528-AAE7-BEF91B036B0D}">
+<ds:datastoreItem xmlns:ds="http://schemas.openxmlformats.org/officeDocument/2006/customXml" ds:itemID="{D38C4D8C-7A29-4EF5-951A-178AC2586D8A}">
   <ds:schemaRefs>
-    <ds:schemaRef ds:uri="http://schemas.microsoft.com/office/2006/metadata/properties"/>
-    <ds:schemaRef ds:uri="http://schemas.microsoft.com/office/infopath/2007/PartnerControls"/>
-    <ds:schemaRef ds:uri="bad3d67b-f193-448b-a744-3b18259562dc"/>
-    <ds:schemaRef ds:uri="cda3afe3-35ba-4941-8550-7a5d5f0fe05e"/>
+    <ds:schemaRef ds:uri="http://schemas.openxmlformats.org/officeDocument/2006/bibliography"/>
   </ds:schemaRefs>
 </ds:datastoreItem>
 </file>
